--- a/content/chem/felix/topic-01-parts-2-3/Topic-01-Part-3.docx
+++ b/content/chem/felix/topic-01-parts-2-3/Topic-01-Part-3.docx
@@ -411,6 +411,7 @@
         <w:rPr>
           <w:rFonts w:ascii="Times New Roman" w:hAnsi="Times New Roman"/>
           <w:i/>
+          <w:noProof/>
           <w:sz w:val="18"/>
           <w:szCs w:val="18"/>
         </w:rPr>
@@ -624,8 +625,11 @@
         <w:ind w:left="288"/>
       </w:pPr>
       <w:r>
+        <w:rPr>
+          <w:noProof/>
+        </w:rPr>
         <w:drawing>
-          <wp:inline distT="0" distB="0" distL="0" distR="0" wp14:anchorId="79E30D82" wp14:editId="5BA841C2">
+          <wp:inline distT="0" distB="0" distL="0" distR="0" wp14:anchorId="79E30D82" wp14:editId="4568E00B">
             <wp:extent cx="4559094" cy="2540000"/>
             <wp:effectExtent l="0" t="0" r="0" b="0"/>
             <wp:docPr id="1601338350" name="Picture 18"/>
@@ -818,6 +822,9 @@
         <w:ind w:left="288"/>
       </w:pPr>
       <w:r>
+        <w:rPr>
+          <w:noProof/>
+        </w:rPr>
         <w:drawing>
           <wp:inline distT="0" distB="0" distL="0" distR="0" wp14:anchorId="0F326FEB" wp14:editId="4B92D954">
             <wp:extent cx="3079161" cy="3803650"/>
@@ -965,393 +972,15 @@
           <w:sz w:val="22"/>
           <w:szCs w:val="22"/>
         </w:rPr>
-        <w:t>5. Laboratory techniques are shown below. Name the technique or apparatus described in each case.</w:t>
-      </w:r>
-    </w:p>
-    <w:p>
-      <w:pPr>
-        <w:spacing w:after="80"/>
-        <w:ind w:left="288"/>
-      </w:pPr>
-      <w:r>
-        <w:rPr>
-          <w:rFonts w:ascii="Times New Roman" w:hAnsi="Times New Roman"/>
-          <w:sz w:val="22"/>
-          <w:szCs w:val="22"/>
-        </w:rPr>
-        <w:t xml:space="preserve">(a) Mixing the contents of a test tube by pouring them to and </w:t>
-      </w:r>
-      <w:proofErr w:type="spellStart"/>
-      <w:r>
-        <w:rPr>
-          <w:rFonts w:ascii="Times New Roman" w:hAnsi="Times New Roman"/>
-          <w:sz w:val="22"/>
-          <w:szCs w:val="22"/>
-        </w:rPr>
-        <w:t>fro</w:t>
-      </w:r>
-      <w:proofErr w:type="spellEnd"/>
-      <w:r>
-        <w:rPr>
-          <w:rFonts w:ascii="Times New Roman" w:hAnsi="Times New Roman"/>
-          <w:sz w:val="22"/>
-          <w:szCs w:val="22"/>
-        </w:rPr>
-        <w:t xml:space="preserve"> between two test tubes.</w:t>
-      </w:r>
-    </w:p>
-    <w:p>
-      <w:pPr>
-        <w:spacing w:after="80"/>
-        <w:ind w:left="360"/>
-      </w:pPr>
-      <w:r>
-        <w:rPr>
-          <w:rFonts w:ascii="Times New Roman" w:hAnsi="Times New Roman"/>
-          <w:sz w:val="22"/>
-          <w:szCs w:val="22"/>
-        </w:rPr>
-        <w:t>________________________________________________</w:t>
-      </w:r>
-    </w:p>
-    <w:p>
-      <w:pPr>
-        <w:spacing w:after="80"/>
-      </w:pPr>
-      <w:r>
-        <w:rPr>
-          <w:rFonts w:ascii="Times New Roman" w:hAnsi="Times New Roman"/>
-          <w:sz w:val="22"/>
-          <w:szCs w:val="22"/>
-        </w:rPr>
-        <w:t>(1 mark)</w:t>
-      </w:r>
-    </w:p>
-    <w:p>
-      <w:pPr>
-        <w:spacing w:after="80"/>
-        <w:ind w:left="288"/>
-      </w:pPr>
-      <w:r>
-        <w:rPr>
-          <w:rFonts w:ascii="Times New Roman" w:hAnsi="Times New Roman"/>
-          <w:sz w:val="22"/>
-          <w:szCs w:val="22"/>
-        </w:rPr>
-        <w:t>(b) Mixing by stoppering a test tube and shaking vigorously.</w:t>
-      </w:r>
-    </w:p>
-    <w:p>
-      <w:pPr>
-        <w:spacing w:after="80"/>
-        <w:ind w:left="360"/>
-      </w:pPr>
-      <w:r>
-        <w:rPr>
-          <w:rFonts w:ascii="Times New Roman" w:hAnsi="Times New Roman"/>
-          <w:sz w:val="22"/>
-          <w:szCs w:val="22"/>
-        </w:rPr>
-        <w:t>________________________________________________</w:t>
-      </w:r>
-    </w:p>
-    <w:p>
-      <w:pPr>
-        <w:spacing w:after="80"/>
-      </w:pPr>
-      <w:r>
-        <w:rPr>
-          <w:rFonts w:ascii="Times New Roman" w:hAnsi="Times New Roman"/>
-          <w:sz w:val="22"/>
-          <w:szCs w:val="22"/>
-        </w:rPr>
-        <w:t>(1 mark)</w:t>
-      </w:r>
-    </w:p>
-    <w:p>
-      <w:pPr>
-        <w:spacing w:after="80"/>
-        <w:ind w:left="288"/>
-      </w:pPr>
-      <w:r>
-        <w:rPr>
-          <w:rFonts w:ascii="Times New Roman" w:hAnsi="Times New Roman"/>
-          <w:sz w:val="22"/>
-          <w:szCs w:val="22"/>
-        </w:rPr>
-        <w:t>(c) Mixing by tapping the bottom of a test tube with the index finger.</w:t>
-      </w:r>
-    </w:p>
-    <w:p>
-      <w:pPr>
-        <w:spacing w:after="80"/>
-        <w:ind w:left="360"/>
-      </w:pPr>
-      <w:r>
-        <w:rPr>
-          <w:rFonts w:ascii="Times New Roman" w:hAnsi="Times New Roman"/>
-          <w:sz w:val="22"/>
-          <w:szCs w:val="22"/>
-        </w:rPr>
-        <w:t>________________________________________________</w:t>
-      </w:r>
-    </w:p>
-    <w:p>
-      <w:pPr>
-        <w:spacing w:after="80"/>
-      </w:pPr>
-      <w:r>
-        <w:rPr>
-          <w:rFonts w:ascii="Times New Roman" w:hAnsi="Times New Roman"/>
-          <w:sz w:val="22"/>
-          <w:szCs w:val="22"/>
-        </w:rPr>
-        <w:t>(1 mark)</w:t>
-      </w:r>
-    </w:p>
-    <w:p>
-      <w:pPr>
-        <w:spacing w:after="80"/>
-        <w:ind w:left="288"/>
-      </w:pPr>
-      <w:r>
-        <w:rPr>
-          <w:rFonts w:ascii="Times New Roman" w:hAnsi="Times New Roman"/>
-          <w:sz w:val="22"/>
-          <w:szCs w:val="22"/>
-        </w:rPr>
-        <w:t>(d) Apparatus used to transfer a small amount of solid into a test tube.</w:t>
-      </w:r>
-    </w:p>
-    <w:p>
-      <w:pPr>
-        <w:spacing w:after="80"/>
-        <w:ind w:left="360"/>
-      </w:pPr>
-      <w:r>
-        <w:rPr>
-          <w:rFonts w:ascii="Times New Roman" w:hAnsi="Times New Roman"/>
-          <w:sz w:val="22"/>
-          <w:szCs w:val="22"/>
-        </w:rPr>
-        <w:t>________________________________________________</w:t>
-      </w:r>
-    </w:p>
-    <w:p>
-      <w:pPr>
-        <w:spacing w:after="80"/>
-      </w:pPr>
-      <w:r>
-        <w:rPr>
-          <w:rFonts w:ascii="Times New Roman" w:hAnsi="Times New Roman"/>
-          <w:sz w:val="22"/>
-          <w:szCs w:val="22"/>
-        </w:rPr>
-        <w:t>(1 mark)</w:t>
-      </w:r>
-    </w:p>
-    <w:p>
-      <w:pPr>
-        <w:spacing w:after="80"/>
-        <w:ind w:left="288"/>
-      </w:pPr>
-      <w:r>
-        <w:rPr>
-          <w:rFonts w:ascii="Times New Roman" w:hAnsi="Times New Roman"/>
-          <w:sz w:val="22"/>
-          <w:szCs w:val="22"/>
-        </w:rPr>
-        <w:t>(e) When pouring a liquid from a beaker, a ________ is often used to guide the liquid and prevent it from running down the outside of the beaker.</w:t>
-      </w:r>
-    </w:p>
-    <w:p>
-      <w:pPr>
-        <w:spacing w:after="80"/>
-        <w:ind w:left="360"/>
-      </w:pPr>
-      <w:r>
-        <w:rPr>
-          <w:rFonts w:ascii="Times New Roman" w:hAnsi="Times New Roman"/>
-          <w:sz w:val="22"/>
-          <w:szCs w:val="22"/>
-        </w:rPr>
-        <w:t>________________________________________________</w:t>
-      </w:r>
-    </w:p>
-    <w:p>
-      <w:pPr>
-        <w:spacing w:after="80"/>
-      </w:pPr>
-      <w:r>
-        <w:rPr>
-          <w:rFonts w:ascii="Times New Roman" w:hAnsi="Times New Roman"/>
-          <w:sz w:val="22"/>
-          <w:szCs w:val="22"/>
-        </w:rPr>
-        <w:t>(1 mark)</w:t>
-      </w:r>
-    </w:p>
-    <w:p>
-      <w:pPr>
-        <w:spacing w:after="80"/>
-        <w:ind w:left="288"/>
-      </w:pPr>
-      <w:r>
-        <w:rPr>
-          <w:rFonts w:ascii="Times New Roman" w:hAnsi="Times New Roman"/>
-          <w:sz w:val="22"/>
-          <w:szCs w:val="22"/>
-        </w:rPr>
-        <w:t>(f) Holding a moist testing paper at the mouth of a reaction vessel to test a gas.</w:t>
-      </w:r>
-    </w:p>
-    <w:p>
-      <w:pPr>
-        <w:spacing w:after="80"/>
-        <w:ind w:left="360"/>
-      </w:pPr>
-      <w:r>
-        <w:rPr>
-          <w:rFonts w:ascii="Times New Roman" w:hAnsi="Times New Roman"/>
-          <w:sz w:val="22"/>
-          <w:szCs w:val="22"/>
-        </w:rPr>
-        <w:t>________________________________________________</w:t>
-      </w:r>
-    </w:p>
-    <w:p>
-      <w:pPr>
-        <w:spacing w:after="80"/>
-      </w:pPr>
-      <w:r>
-        <w:rPr>
-          <w:rFonts w:ascii="Times New Roman" w:hAnsi="Times New Roman"/>
-          <w:sz w:val="22"/>
-          <w:szCs w:val="22"/>
-        </w:rPr>
-        <w:t>(1 mark)</w:t>
-      </w:r>
-    </w:p>
-    <w:p>
-      <w:pPr>
-        <w:spacing w:after="80"/>
-        <w:ind w:left="288"/>
-      </w:pPr>
-      <w:r>
-        <w:rPr>
-          <w:rFonts w:ascii="Times New Roman" w:hAnsi="Times New Roman"/>
-          <w:sz w:val="22"/>
-          <w:szCs w:val="22"/>
-        </w:rPr>
-        <w:t>(g) Bubbling a gas through a testing solution using a delivery tube.</w:t>
-      </w:r>
-    </w:p>
-    <w:p>
-      <w:pPr>
-        <w:spacing w:after="80"/>
-        <w:ind w:left="360"/>
-      </w:pPr>
-      <w:r>
-        <w:rPr>
-          <w:rFonts w:ascii="Times New Roman" w:hAnsi="Times New Roman"/>
-          <w:sz w:val="22"/>
-          <w:szCs w:val="22"/>
-        </w:rPr>
-        <w:t>________________________________________________</w:t>
-      </w:r>
-    </w:p>
-    <w:p>
-      <w:pPr>
-        <w:spacing w:after="80"/>
-      </w:pPr>
-      <w:r>
-        <w:rPr>
-          <w:rFonts w:ascii="Times New Roman" w:hAnsi="Times New Roman"/>
-          <w:sz w:val="22"/>
-          <w:szCs w:val="22"/>
-        </w:rPr>
-        <w:t>(1 mark)</w:t>
-      </w:r>
-    </w:p>
-    <w:p>
-      <w:pPr>
-        <w:spacing w:after="80"/>
-        <w:ind w:left="288"/>
-      </w:pPr>
-      <w:r>
-        <w:rPr>
-          <w:rFonts w:ascii="Times New Roman" w:hAnsi="Times New Roman"/>
-          <w:sz w:val="22"/>
-          <w:szCs w:val="22"/>
-        </w:rPr>
-        <w:t>(h) Drying agent suitable for drying ammonia gas.</w:t>
-      </w:r>
-    </w:p>
-    <w:p>
-      <w:pPr>
-        <w:spacing w:after="80"/>
-        <w:ind w:left="360"/>
-      </w:pPr>
-      <w:r>
-        <w:rPr>
-          <w:rFonts w:ascii="Times New Roman" w:hAnsi="Times New Roman"/>
-          <w:sz w:val="22"/>
-          <w:szCs w:val="22"/>
-        </w:rPr>
-        <w:t>________________________________________________</w:t>
-      </w:r>
-    </w:p>
-    <w:p>
-      <w:pPr>
-        <w:spacing w:after="80"/>
-        <w:rPr>
-          <w:rFonts w:ascii="Times New Roman" w:hAnsi="Times New Roman"/>
-          <w:sz w:val="22"/>
-          <w:szCs w:val="22"/>
-        </w:rPr>
-      </w:pPr>
-      <w:r>
-        <w:rPr>
-          <w:rFonts w:ascii="Times New Roman" w:hAnsi="Times New Roman"/>
-          <w:sz w:val="22"/>
-          <w:szCs w:val="22"/>
-        </w:rPr>
-        <w:t>(1 mark)</w:t>
-      </w:r>
-    </w:p>
-    <w:p>
-      <w:pPr>
-        <w:rPr>
-          <w:rFonts w:ascii="Times New Roman" w:hAnsi="Times New Roman"/>
-          <w:sz w:val="22"/>
-          <w:szCs w:val="22"/>
-        </w:rPr>
-      </w:pPr>
-      <w:r>
-        <w:rPr>
-          <w:rFonts w:ascii="Times New Roman" w:hAnsi="Times New Roman"/>
-          <w:sz w:val="22"/>
-          <w:szCs w:val="22"/>
-        </w:rPr>
-        <w:br w:type="page"/>
-      </w:r>
-    </w:p>
-    <w:p>
-      <w:pPr>
-        <w:spacing w:after="80"/>
-      </w:pPr>
-    </w:p>
-    <w:p>
-      <w:pPr>
-        <w:spacing w:after="80"/>
-      </w:pPr>
-      <w:r>
-        <w:rPr>
-          <w:rFonts w:ascii="Times New Roman" w:hAnsi="Times New Roman"/>
-          <w:sz w:val="22"/>
-          <w:szCs w:val="22"/>
-        </w:rPr>
-        <w:t>6. Below are eight pieces of common apparatus in the school laboratory.</w:t>
+        <w:t>5</w:t>
+      </w:r>
+      <w:r>
+        <w:rPr>
+          <w:rFonts w:ascii="Times New Roman" w:hAnsi="Times New Roman"/>
+          <w:sz w:val="22"/>
+          <w:szCs w:val="22"/>
+        </w:rPr>
+        <w:t>. Below are eight pieces of common apparatus in the school laboratory.</w:t>
       </w:r>
     </w:p>
     <w:p>
@@ -1368,6 +997,7 @@
         <w:rPr>
           <w:rFonts w:ascii="Times New Roman" w:hAnsi="Times New Roman"/>
           <w:i/>
+          <w:noProof/>
           <w:sz w:val="18"/>
           <w:szCs w:val="18"/>
         </w:rPr>
@@ -1718,6 +1348,11 @@
     <w:p>
       <w:pPr>
         <w:spacing w:after="80"/>
+        <w:rPr>
+          <w:rFonts w:ascii="Times New Roman" w:hAnsi="Times New Roman"/>
+          <w:sz w:val="22"/>
+          <w:szCs w:val="22"/>
+        </w:rPr>
       </w:pPr>
       <w:r>
         <w:rPr>
@@ -1726,31 +1361,30 @@
           <w:szCs w:val="22"/>
         </w:rPr>
         <w:lastRenderedPageBreak/>
-        <w:t>7. Hazard warning labels are often found on reagent bottles containing chemicals.</w:t>
-      </w:r>
-    </w:p>
-    <w:p>
-      <w:pPr>
-        <w:spacing w:after="80"/>
-        <w:rPr>
-          <w:rFonts w:ascii="Times New Roman" w:hAnsi="Times New Roman"/>
-          <w:i/>
-          <w:sz w:val="18"/>
-          <w:szCs w:val="18"/>
-        </w:rPr>
-      </w:pPr>
-      <w:r>
-        <w:rPr>
-          <w:rFonts w:ascii="Times New Roman" w:hAnsi="Times New Roman"/>
-          <w:i/>
-          <w:sz w:val="18"/>
-          <w:szCs w:val="18"/>
+        <w:t>6</w:t>
+      </w:r>
+      <w:r>
+        <w:rPr>
+          <w:rFonts w:ascii="Times New Roman" w:hAnsi="Times New Roman"/>
+          <w:sz w:val="22"/>
+          <w:szCs w:val="22"/>
+        </w:rPr>
+        <w:t>. Hazard warning labels are often found on reagent bottles containing chemicals.</w:t>
+      </w:r>
+    </w:p>
+    <w:p>
+      <w:pPr>
+        <w:spacing w:after="80"/>
+      </w:pPr>
+      <w:r>
+        <w:rPr>
+          <w:noProof/>
         </w:rPr>
         <w:drawing>
-          <wp:inline distT="0" distB="0" distL="0" distR="0" wp14:anchorId="42A84DF1" wp14:editId="36D1333F">
-            <wp:extent cx="4045241" cy="2178050"/>
+          <wp:inline distT="0" distB="0" distL="0" distR="0" wp14:anchorId="1726C7F4" wp14:editId="425B58C2">
+            <wp:extent cx="2057400" cy="2057400"/>
             <wp:effectExtent l="0" t="0" r="0" b="0"/>
-            <wp:docPr id="1550629240" name="Picture 8"/>
+            <wp:docPr id="324943937" name="Picture 1" descr="Know Your Hazard Symbols (Pictograms) | Office of Environmental Health and  Safety"/>
             <wp:cNvGraphicFramePr>
               <a:graphicFrameLocks xmlns:a="http://schemas.openxmlformats.org/drawingml/2006/main" noChangeAspect="1"/>
             </wp:cNvGraphicFramePr>
@@ -1758,7 +1392,7 @@
               <a:graphicData uri="http://schemas.openxmlformats.org/drawingml/2006/picture">
                 <pic:pic xmlns:pic="http://schemas.openxmlformats.org/drawingml/2006/picture">
                   <pic:nvPicPr>
-                    <pic:cNvPr id="0" name="Picture 27"/>
+                    <pic:cNvPr id="0" name="Picture 1" descr="Know Your Hazard Symbols (Pictograms) | Office of Environmental Health and  Safety"/>
                     <pic:cNvPicPr>
                       <a:picLocks noChangeAspect="1" noChangeArrowheads="1"/>
                     </pic:cNvPicPr>
@@ -1779,7 +1413,7 @@
                   <pic:spPr bwMode="auto">
                     <a:xfrm>
                       <a:off x="0" y="0"/>
-                      <a:ext cx="4053985" cy="2182758"/>
+                      <a:ext cx="2057400" cy="2057400"/>
                     </a:xfrm>
                     <a:prstGeom prst="rect">
                       <a:avLst/>
@@ -1795,6 +1429,132 @@
           </wp:inline>
         </w:drawing>
       </w:r>
+      <w:r>
+        <w:rPr>
+          <w:noProof/>
+        </w:rPr>
+        <w:drawing>
+          <wp:inline distT="0" distB="0" distL="0" distR="0" wp14:anchorId="20E3A257" wp14:editId="43C04672">
+            <wp:extent cx="2101850" cy="2101850"/>
+            <wp:effectExtent l="0" t="0" r="0" b="0"/>
+            <wp:docPr id="197977670" name="Picture 2" descr="Know Your Hazard Symbols (Pictograms) | Office of Environmental Health and  Safety"/>
+            <wp:cNvGraphicFramePr>
+              <a:graphicFrameLocks xmlns:a="http://schemas.openxmlformats.org/drawingml/2006/main" noChangeAspect="1"/>
+            </wp:cNvGraphicFramePr>
+            <a:graphic xmlns:a="http://schemas.openxmlformats.org/drawingml/2006/main">
+              <a:graphicData uri="http://schemas.openxmlformats.org/drawingml/2006/picture">
+                <pic:pic xmlns:pic="http://schemas.openxmlformats.org/drawingml/2006/picture">
+                  <pic:nvPicPr>
+                    <pic:cNvPr id="0" name="Picture 3" descr="Know Your Hazard Symbols (Pictograms) | Office of Environmental Health and  Safety"/>
+                    <pic:cNvPicPr>
+                      <a:picLocks noChangeAspect="1" noChangeArrowheads="1"/>
+                    </pic:cNvPicPr>
+                  </pic:nvPicPr>
+                  <pic:blipFill>
+                    <a:blip r:embed="rId9" cstate="print">
+                      <a:extLst>
+                        <a:ext uri="{28A0092B-C50C-407E-A947-70E740481C1C}">
+                          <a14:useLocalDpi xmlns:a14="http://schemas.microsoft.com/office/drawing/2010/main" val="0"/>
+                        </a:ext>
+                      </a:extLst>
+                    </a:blip>
+                    <a:srcRect/>
+                    <a:stretch>
+                      <a:fillRect/>
+                    </a:stretch>
+                  </pic:blipFill>
+                  <pic:spPr bwMode="auto">
+                    <a:xfrm>
+                      <a:off x="0" y="0"/>
+                      <a:ext cx="2101850" cy="2101850"/>
+                    </a:xfrm>
+                    <a:prstGeom prst="rect">
+                      <a:avLst/>
+                    </a:prstGeom>
+                    <a:noFill/>
+                    <a:ln>
+                      <a:noFill/>
+                    </a:ln>
+                  </pic:spPr>
+                </pic:pic>
+              </a:graphicData>
+            </a:graphic>
+          </wp:inline>
+        </w:drawing>
+      </w:r>
+    </w:p>
+    <w:p>
+      <w:pPr>
+        <w:spacing w:after="80"/>
+        <w:rPr>
+          <w:rFonts w:ascii="Times New Roman" w:hAnsi="Times New Roman"/>
+          <w:i/>
+          <w:sz w:val="18"/>
+          <w:szCs w:val="18"/>
+        </w:rPr>
+      </w:pPr>
+      <w:r>
+        <w:rPr>
+          <w:rFonts w:ascii="Times New Roman" w:hAnsi="Times New Roman"/>
+          <w:i/>
+          <w:noProof/>
+          <w:sz w:val="18"/>
+          <w:szCs w:val="18"/>
+        </w:rPr>
+        <w:drawing>
+          <wp:inline distT="0" distB="0" distL="0" distR="0" wp14:anchorId="42A84DF1" wp14:editId="48BADD15">
+            <wp:extent cx="4040403" cy="342900"/>
+            <wp:effectExtent l="0" t="0" r="0" b="0"/>
+            <wp:docPr id="1550629240" name="Picture 8"/>
+            <wp:cNvGraphicFramePr>
+              <a:graphicFrameLocks xmlns:a="http://schemas.openxmlformats.org/drawingml/2006/main" noChangeAspect="1"/>
+            </wp:cNvGraphicFramePr>
+            <a:graphic xmlns:a="http://schemas.openxmlformats.org/drawingml/2006/main">
+              <a:graphicData uri="http://schemas.openxmlformats.org/drawingml/2006/picture">
+                <pic:pic xmlns:pic="http://schemas.openxmlformats.org/drawingml/2006/picture">
+                  <pic:nvPicPr>
+                    <pic:cNvPr id="0" name="Picture 27"/>
+                    <pic:cNvPicPr>
+                      <a:picLocks noChangeAspect="1" noChangeArrowheads="1"/>
+                    </pic:cNvPicPr>
+                  </pic:nvPicPr>
+                  <pic:blipFill rotWithShape="1">
+                    <a:blip r:embed="rId10" cstate="print">
+                      <a:extLst>
+                        <a:ext uri="{28A0092B-C50C-407E-A947-70E740481C1C}">
+                          <a14:useLocalDpi xmlns:a14="http://schemas.microsoft.com/office/drawing/2010/main" val="0"/>
+                        </a:ext>
+                      </a:extLst>
+                    </a:blip>
+                    <a:srcRect t="80473" b="3765"/>
+                    <a:stretch>
+                      <a:fillRect/>
+                    </a:stretch>
+                  </pic:blipFill>
+                  <pic:spPr bwMode="auto">
+                    <a:xfrm>
+                      <a:off x="0" y="0"/>
+                      <a:ext cx="4053985" cy="344053"/>
+                    </a:xfrm>
+                    <a:prstGeom prst="rect">
+                      <a:avLst/>
+                    </a:prstGeom>
+                    <a:noFill/>
+                    <a:ln>
+                      <a:noFill/>
+                    </a:ln>
+                    <a:extLst>
+                      <a:ext uri="{53640926-AAD7-44D8-BBD7-CCE9431645EC}">
+                        <a14:shadowObscured xmlns:a14="http://schemas.microsoft.com/office/drawing/2010/main"/>
+                      </a:ext>
+                    </a:extLst>
+                  </pic:spPr>
+                </pic:pic>
+              </a:graphicData>
+            </a:graphic>
+          </wp:inline>
+        </w:drawing>
+      </w:r>
     </w:p>
     <w:p>
       <w:pPr>
@@ -1968,7 +1728,15 @@
           <w:sz w:val="22"/>
           <w:szCs w:val="22"/>
         </w:rPr>
-        <w:t>8. A bottle of concentrated nitric acid is stored in a brown bottle as shown below.</w:t>
+        <w:t>7</w:t>
+      </w:r>
+      <w:r>
+        <w:rPr>
+          <w:rFonts w:ascii="Times New Roman" w:hAnsi="Times New Roman"/>
+          <w:sz w:val="22"/>
+          <w:szCs w:val="22"/>
+        </w:rPr>
+        <w:t>. A bottle of concentrated nitric acid is stored in a brown bottle as shown below.</w:t>
       </w:r>
     </w:p>
     <w:p>
@@ -1977,6 +1745,9 @@
         <w:ind w:left="288"/>
       </w:pPr>
       <w:r>
+        <w:rPr>
+          <w:noProof/>
+        </w:rPr>
         <w:drawing>
           <wp:inline distT="0" distB="0" distL="0" distR="0" wp14:anchorId="17BFF1DB" wp14:editId="6E6BC0D2">
             <wp:extent cx="2138308" cy="2851150"/>
@@ -1995,7 +1766,7 @@
                     </pic:cNvPicPr>
                   </pic:nvPicPr>
                   <pic:blipFill>
-                    <a:blip r:embed="rId9" cstate="print">
+                    <a:blip r:embed="rId11" cstate="print">
                       <a:extLst>
                         <a:ext uri="{28A0092B-C50C-407E-A947-70E740481C1C}">
                           <a14:useLocalDpi xmlns:a14="http://schemas.microsoft.com/office/drawing/2010/main" val="0"/>
@@ -2057,6 +1828,7 @@
           <w:sz w:val="22"/>
           <w:szCs w:val="22"/>
         </w:rPr>
+        <w:lastRenderedPageBreak/>
         <w:t>________________________________________________</w:t>
       </w:r>
     </w:p>
@@ -2083,7 +1855,6 @@
           <w:sz w:val="22"/>
           <w:szCs w:val="22"/>
         </w:rPr>
-        <w:lastRenderedPageBreak/>
         <w:t>(b) State TWO hazardous natures of concentrated nitric acid.</w:t>
       </w:r>
     </w:p>
@@ -2177,18 +1948,52 @@
           <w:szCs w:val="22"/>
         </w:rPr>
       </w:pPr>
-    </w:p>
-    <w:p>
-      <w:pPr>
-        <w:spacing w:after="80"/>
-      </w:pPr>
-      <w:r>
-        <w:rPr>
-          <w:rFonts w:ascii="Times New Roman" w:hAnsi="Times New Roman"/>
-          <w:sz w:val="22"/>
-          <w:szCs w:val="22"/>
-        </w:rPr>
-        <w:t>9. (a) Bromine is a toxic and corrosive substance.</w:t>
+      <w:r>
+        <w:rPr>
+          <w:rFonts w:ascii="Times New Roman" w:hAnsi="Times New Roman"/>
+          <w:sz w:val="22"/>
+          <w:szCs w:val="22"/>
+        </w:rPr>
+        <w:t xml:space="preserve"> </w:t>
+      </w:r>
+    </w:p>
+    <w:p>
+      <w:pPr>
+        <w:spacing w:after="80"/>
+        <w:rPr>
+          <w:rFonts w:ascii="Times New Roman" w:hAnsi="Times New Roman"/>
+          <w:sz w:val="22"/>
+          <w:szCs w:val="22"/>
+        </w:rPr>
+      </w:pPr>
+    </w:p>
+    <w:p>
+      <w:pPr>
+        <w:spacing w:after="80"/>
+      </w:pPr>
+      <w:r>
+        <w:rPr>
+          <w:rFonts w:ascii="Times New Roman" w:hAnsi="Times New Roman"/>
+          <w:sz w:val="22"/>
+          <w:szCs w:val="22"/>
+        </w:rPr>
+        <w:t>8**</w:t>
+      </w:r>
+      <w:r>
+        <w:rPr>
+          <w:rFonts w:ascii="Times New Roman" w:hAnsi="Times New Roman"/>
+          <w:sz w:val="22"/>
+          <w:szCs w:val="22"/>
+        </w:rPr>
+        <w:t>. (a) Bromine is a toxic and corrosive substance.</w:t>
+      </w:r>
+      <w:r>
+        <w:rPr>
+          <w:rFonts w:ascii="Times New Roman" w:hAnsi="Times New Roman"/>
+          <w:sz w:val="22"/>
+          <w:szCs w:val="22"/>
+        </w:rPr>
+        <w:t xml:space="preserve"> (DIFFICULT)</w:t>
       </w:r>
     </w:p>
     <w:p>
@@ -2389,7 +2194,23 @@
           <w:sz w:val="22"/>
           <w:szCs w:val="22"/>
         </w:rPr>
-        <w:t>10. A student tried to collect ammonia gas by downward delivery (upward displacement of air) as shown below.</w:t>
+        <w:t>9</w:t>
+      </w:r>
+      <w:r>
+        <w:rPr>
+          <w:rFonts w:ascii="Times New Roman" w:hAnsi="Times New Roman"/>
+          <w:sz w:val="22"/>
+          <w:szCs w:val="22"/>
+        </w:rPr>
+        <w:t>. A student tried to collect ammonia gas by downward delivery (upward displacement of air) as shown below.</w:t>
+      </w:r>
+      <w:r>
+        <w:rPr>
+          <w:rFonts w:ascii="Times New Roman" w:hAnsi="Times New Roman"/>
+          <w:sz w:val="22"/>
+          <w:szCs w:val="22"/>
+        </w:rPr>
+        <w:t xml:space="preserve"> </w:t>
       </w:r>
     </w:p>
     <w:p>
@@ -2398,6 +2219,9 @@
         <w:ind w:left="288"/>
       </w:pPr>
       <w:r>
+        <w:rPr>
+          <w:noProof/>
+        </w:rPr>
         <w:drawing>
           <wp:inline distT="0" distB="0" distL="0" distR="0" wp14:anchorId="48C02698" wp14:editId="4A1A4F94">
             <wp:extent cx="3420303" cy="2565400"/>
@@ -2416,7 +2240,7 @@
                     </pic:cNvPicPr>
                   </pic:nvPicPr>
                   <pic:blipFill>
-                    <a:blip r:embed="rId10" cstate="print">
+                    <a:blip r:embed="rId12" cstate="print">
                       <a:extLst>
                         <a:ext uri="{28A0092B-C50C-407E-A947-70E740481C1C}">
                           <a14:useLocalDpi xmlns:a14="http://schemas.microsoft.com/office/drawing/2010/main" val="0"/>
@@ -2491,7 +2315,6 @@
           <w:sz w:val="22"/>
           <w:szCs w:val="22"/>
         </w:rPr>
-        <w:lastRenderedPageBreak/>
         <w:t>(1 mark)</w:t>
       </w:r>
     </w:p>
@@ -2609,7 +2432,31 @@
           <w:sz w:val="22"/>
           <w:szCs w:val="22"/>
         </w:rPr>
-        <w:t>11. Mary heated a non-flammable liquid in a test tube as shown below.</w:t>
+        <w:t>1</w:t>
+      </w:r>
+      <w:r>
+        <w:rPr>
+          <w:rFonts w:ascii="Times New Roman" w:hAnsi="Times New Roman"/>
+          <w:sz w:val="22"/>
+          <w:szCs w:val="22"/>
+        </w:rPr>
+        <w:t>0**</w:t>
+      </w:r>
+      <w:r>
+        <w:rPr>
+          <w:rFonts w:ascii="Times New Roman" w:hAnsi="Times New Roman"/>
+          <w:sz w:val="22"/>
+          <w:szCs w:val="22"/>
+        </w:rPr>
+        <w:t>. Mary heated a non-flammable liquid in a test tube as shown below.</w:t>
+      </w:r>
+      <w:r>
+        <w:rPr>
+          <w:rFonts w:ascii="Times New Roman" w:hAnsi="Times New Roman"/>
+          <w:sz w:val="22"/>
+          <w:szCs w:val="22"/>
+        </w:rPr>
+        <w:t xml:space="preserve"> (DIFFICULT)</w:t>
       </w:r>
     </w:p>
     <w:p>
@@ -2626,6 +2473,7 @@
         <w:rPr>
           <w:rFonts w:ascii="Times New Roman" w:hAnsi="Times New Roman"/>
           <w:i/>
+          <w:noProof/>
           <w:sz w:val="18"/>
           <w:szCs w:val="18"/>
         </w:rPr>
@@ -2647,7 +2495,7 @@
                     </pic:cNvPicPr>
                   </pic:nvPicPr>
                   <pic:blipFill>
-                    <a:blip r:embed="rId11" cstate="print">
+                    <a:blip r:embed="rId13" cstate="print">
                       <a:extLst>
                         <a:ext uri="{28A0092B-C50C-407E-A947-70E740481C1C}">
                           <a14:useLocalDpi xmlns:a14="http://schemas.microsoft.com/office/drawing/2010/main" val="0"/>
@@ -2789,7 +2637,31 @@
           <w:szCs w:val="22"/>
         </w:rPr>
         <w:lastRenderedPageBreak/>
-        <w:t xml:space="preserve">12. Study the following diagrams. For each of them, write down </w:t>
+        <w:t>1</w:t>
+      </w:r>
+      <w:r>
+        <w:rPr>
+          <w:rFonts w:ascii="Times New Roman" w:hAnsi="Times New Roman"/>
+          <w:sz w:val="22"/>
+          <w:szCs w:val="22"/>
+        </w:rPr>
+        <w:t>1</w:t>
+      </w:r>
+      <w:r>
+        <w:rPr>
+          <w:rFonts w:ascii="Times New Roman" w:hAnsi="Times New Roman"/>
+          <w:sz w:val="22"/>
+          <w:szCs w:val="22"/>
+        </w:rPr>
+        <w:t>**</w:t>
+      </w:r>
+      <w:r>
+        <w:rPr>
+          <w:rFonts w:ascii="Times New Roman" w:hAnsi="Times New Roman"/>
+          <w:sz w:val="22"/>
+          <w:szCs w:val="22"/>
+        </w:rPr>
+        <w:t xml:space="preserve">. Study the following diagrams. For each of them, write down </w:t>
       </w:r>
       <w:r>
         <w:rPr>
@@ -2814,6 +2686,14 @@
           <w:szCs w:val="22"/>
         </w:rPr>
         <w:t xml:space="preserve"> and explain.</w:t>
+      </w:r>
+      <w:r>
+        <w:rPr>
+          <w:rFonts w:ascii="Times New Roman" w:hAnsi="Times New Roman"/>
+          <w:sz w:val="22"/>
+          <w:szCs w:val="22"/>
+        </w:rPr>
+        <w:t xml:space="preserve"> (DIFFICULT)</w:t>
       </w:r>
     </w:p>
     <w:p>
@@ -2844,6 +2724,7 @@
         <w:rPr>
           <w:rFonts w:ascii="Times New Roman" w:hAnsi="Times New Roman"/>
           <w:i/>
+          <w:noProof/>
           <w:sz w:val="18"/>
           <w:szCs w:val="18"/>
         </w:rPr>
@@ -2865,7 +2746,7 @@
                     </pic:cNvPicPr>
                   </pic:nvPicPr>
                   <pic:blipFill>
-                    <a:blip r:embed="rId12" cstate="print">
+                    <a:blip r:embed="rId14" cstate="print">
                       <a:extLst>
                         <a:ext uri="{28A0092B-C50C-407E-A947-70E740481C1C}">
                           <a14:useLocalDpi xmlns:a14="http://schemas.microsoft.com/office/drawing/2010/main" val="0"/>
@@ -2953,6 +2834,7 @@
         <w:rPr>
           <w:rFonts w:ascii="Times New Roman" w:hAnsi="Times New Roman"/>
           <w:i/>
+          <w:noProof/>
           <w:sz w:val="18"/>
           <w:szCs w:val="18"/>
         </w:rPr>
@@ -2974,7 +2856,7 @@
                     </pic:cNvPicPr>
                   </pic:nvPicPr>
                   <pic:blipFill>
-                    <a:blip r:embed="rId13" cstate="print">
+                    <a:blip r:embed="rId15" cstate="print">
                       <a:extLst>
                         <a:ext uri="{28A0092B-C50C-407E-A947-70E740481C1C}">
                           <a14:useLocalDpi xmlns:a14="http://schemas.microsoft.com/office/drawing/2010/main" val="0"/>
@@ -3062,6 +2944,7 @@
         <w:rPr>
           <w:rFonts w:ascii="Times New Roman" w:hAnsi="Times New Roman"/>
           <w:i/>
+          <w:noProof/>
           <w:sz w:val="18"/>
           <w:szCs w:val="18"/>
         </w:rPr>
@@ -3084,7 +2967,7 @@
                     </pic:cNvPicPr>
                   </pic:nvPicPr>
                   <pic:blipFill>
-                    <a:blip r:embed="rId14" cstate="print">
+                    <a:blip r:embed="rId16" cstate="print">
                       <a:extLst>
                         <a:ext uri="{28A0092B-C50C-407E-A947-70E740481C1C}">
                           <a14:useLocalDpi xmlns:a14="http://schemas.microsoft.com/office/drawing/2010/main" val="0"/>
@@ -3170,64 +3053,38 @@
     <w:p>
       <w:pPr>
         <w:spacing w:after="80"/>
-        <w:rPr>
-          <w:rFonts w:ascii="Times New Roman" w:hAnsi="Times New Roman"/>
-          <w:sz w:val="22"/>
-          <w:szCs w:val="22"/>
-        </w:rPr>
-      </w:pPr>
-    </w:p>
-    <w:p>
-      <w:pPr>
-        <w:spacing w:after="80"/>
-        <w:rPr>
-          <w:rFonts w:ascii="Times New Roman" w:hAnsi="Times New Roman"/>
-          <w:sz w:val="22"/>
-          <w:szCs w:val="22"/>
-        </w:rPr>
-      </w:pPr>
-    </w:p>
-    <w:p>
-      <w:pPr>
-        <w:spacing w:after="80"/>
-        <w:rPr>
-          <w:rFonts w:ascii="Times New Roman" w:hAnsi="Times New Roman"/>
-          <w:sz w:val="22"/>
-          <w:szCs w:val="22"/>
-        </w:rPr>
-      </w:pPr>
-    </w:p>
-    <w:p>
-      <w:pPr>
-        <w:spacing w:after="80"/>
-        <w:rPr>
-          <w:rFonts w:ascii="Times New Roman" w:hAnsi="Times New Roman"/>
-          <w:sz w:val="22"/>
-          <w:szCs w:val="22"/>
-        </w:rPr>
-      </w:pPr>
-    </w:p>
-    <w:p>
-      <w:pPr>
-        <w:spacing w:after="80"/>
-        <w:rPr>
-          <w:rFonts w:ascii="Times New Roman" w:hAnsi="Times New Roman"/>
-          <w:sz w:val="22"/>
-          <w:szCs w:val="22"/>
-        </w:rPr>
-      </w:pPr>
-    </w:p>
-    <w:p>
-      <w:pPr>
-        <w:spacing w:after="80"/>
-      </w:pPr>
-      <w:r>
-        <w:rPr>
-          <w:rFonts w:ascii="Times New Roman" w:hAnsi="Times New Roman"/>
-          <w:sz w:val="22"/>
-          <w:szCs w:val="22"/>
-        </w:rPr>
-        <w:t xml:space="preserve">13. Study the following diagrams. For each of them, write down </w:t>
+      </w:pPr>
+      <w:r>
+        <w:rPr>
+          <w:rFonts w:ascii="Times New Roman" w:hAnsi="Times New Roman"/>
+          <w:sz w:val="22"/>
+          <w:szCs w:val="22"/>
+        </w:rPr>
+        <w:t>1</w:t>
+      </w:r>
+      <w:r>
+        <w:rPr>
+          <w:rFonts w:ascii="Times New Roman" w:hAnsi="Times New Roman"/>
+          <w:sz w:val="22"/>
+          <w:szCs w:val="22"/>
+        </w:rPr>
+        <w:t>2</w:t>
+      </w:r>
+      <w:r>
+        <w:rPr>
+          <w:rFonts w:ascii="Times New Roman" w:hAnsi="Times New Roman"/>
+          <w:sz w:val="22"/>
+          <w:szCs w:val="22"/>
+        </w:rPr>
+        <w:t>**</w:t>
+      </w:r>
+      <w:r>
+        <w:rPr>
+          <w:rFonts w:ascii="Times New Roman" w:hAnsi="Times New Roman"/>
+          <w:sz w:val="22"/>
+          <w:szCs w:val="22"/>
+        </w:rPr>
+        <w:t xml:space="preserve">. Study the following diagrams. For each of them, write down </w:t>
       </w:r>
       <w:r>
         <w:rPr>
@@ -3252,6 +3109,14 @@
           <w:szCs w:val="22"/>
         </w:rPr>
         <w:t xml:space="preserve"> and explain why.</w:t>
+      </w:r>
+      <w:r>
+        <w:rPr>
+          <w:rFonts w:ascii="Times New Roman" w:hAnsi="Times New Roman"/>
+          <w:sz w:val="22"/>
+          <w:szCs w:val="22"/>
+        </w:rPr>
+        <w:t xml:space="preserve"> (DIFFICULT)</w:t>
       </w:r>
     </w:p>
     <w:p>
@@ -3282,6 +3147,7 @@
         <w:rPr>
           <w:rFonts w:ascii="Times New Roman" w:hAnsi="Times New Roman"/>
           <w:i/>
+          <w:noProof/>
           <w:sz w:val="18"/>
           <w:szCs w:val="18"/>
         </w:rPr>
@@ -3303,7 +3169,7 @@
                     </pic:cNvPicPr>
                   </pic:nvPicPr>
                   <pic:blipFill>
-                    <a:blip r:embed="rId15" cstate="print">
+                    <a:blip r:embed="rId17" cstate="print">
                       <a:extLst>
                         <a:ext uri="{28A0092B-C50C-407E-A947-70E740481C1C}">
                           <a14:useLocalDpi xmlns:a14="http://schemas.microsoft.com/office/drawing/2010/main" val="0"/>
@@ -3373,7 +3239,6 @@
           <w:sz w:val="22"/>
           <w:szCs w:val="22"/>
         </w:rPr>
-        <w:lastRenderedPageBreak/>
         <w:t>(b)</w:t>
       </w:r>
     </w:p>
@@ -3392,9 +3257,11 @@
         <w:rPr>
           <w:rFonts w:ascii="Times New Roman" w:hAnsi="Times New Roman"/>
           <w:i/>
+          <w:noProof/>
           <w:sz w:val="18"/>
           <w:szCs w:val="18"/>
         </w:rPr>
+        <w:lastRenderedPageBreak/>
         <w:drawing>
           <wp:inline distT="0" distB="0" distL="0" distR="0" wp14:anchorId="78094AEA" wp14:editId="06D226C6">
             <wp:extent cx="3435350" cy="2576686"/>
@@ -3413,7 +3280,7 @@
                     </pic:cNvPicPr>
                   </pic:nvPicPr>
                   <pic:blipFill>
-                    <a:blip r:embed="rId16" cstate="print">
+                    <a:blip r:embed="rId18" cstate="print">
                       <a:extLst>
                         <a:ext uri="{28A0092B-C50C-407E-A947-70E740481C1C}">
                           <a14:useLocalDpi xmlns:a14="http://schemas.microsoft.com/office/drawing/2010/main" val="0"/>
@@ -3501,6 +3368,7 @@
         <w:rPr>
           <w:rFonts w:ascii="Times New Roman" w:hAnsi="Times New Roman"/>
           <w:i/>
+          <w:noProof/>
           <w:sz w:val="18"/>
           <w:szCs w:val="18"/>
         </w:rPr>
@@ -3522,7 +3390,7 @@
                     </pic:cNvPicPr>
                   </pic:nvPicPr>
                   <pic:blipFill>
-                    <a:blip r:embed="rId17" cstate="print">
+                    <a:blip r:embed="rId19" cstate="print">
                       <a:extLst>
                         <a:ext uri="{28A0092B-C50C-407E-A947-70E740481C1C}">
                           <a14:useLocalDpi xmlns:a14="http://schemas.microsoft.com/office/drawing/2010/main" val="0"/>
@@ -3605,7 +3473,23 @@
           <w:sz w:val="22"/>
           <w:szCs w:val="22"/>
         </w:rPr>
-        <w:t>14. (a) Describe the correct procedure for lighting a Bunsen burner.</w:t>
+        <w:t>1</w:t>
+      </w:r>
+      <w:r>
+        <w:rPr>
+          <w:rFonts w:ascii="Times New Roman" w:hAnsi="Times New Roman"/>
+          <w:sz w:val="22"/>
+          <w:szCs w:val="22"/>
+        </w:rPr>
+        <w:t>3</w:t>
+      </w:r>
+      <w:r>
+        <w:rPr>
+          <w:rFonts w:ascii="Times New Roman" w:hAnsi="Times New Roman"/>
+          <w:sz w:val="22"/>
+          <w:szCs w:val="22"/>
+        </w:rPr>
+        <w:t>. (a) Describe the correct procedure for lighting a Bunsen burner.</w:t>
       </w:r>
     </w:p>
     <w:p>
@@ -3720,6 +3604,11 @@
     <w:p>
       <w:pPr>
         <w:spacing w:after="80"/>
+        <w:rPr>
+          <w:rFonts w:ascii="Times New Roman" w:hAnsi="Times New Roman"/>
+          <w:sz w:val="22"/>
+          <w:szCs w:val="22"/>
+        </w:rPr>
       </w:pPr>
       <w:r>
         <w:rPr>
@@ -3729,6 +3618,28 @@
         </w:rPr>
         <w:t>(4 marks)</w:t>
       </w:r>
+    </w:p>
+    <w:p>
+      <w:pPr>
+        <w:rPr>
+          <w:rFonts w:ascii="Times New Roman" w:hAnsi="Times New Roman"/>
+          <w:sz w:val="22"/>
+          <w:szCs w:val="22"/>
+        </w:rPr>
+      </w:pPr>
+      <w:r>
+        <w:rPr>
+          <w:rFonts w:ascii="Times New Roman" w:hAnsi="Times New Roman"/>
+          <w:sz w:val="22"/>
+          <w:szCs w:val="22"/>
+        </w:rPr>
+        <w:br w:type="page"/>
+      </w:r>
+    </w:p>
+    <w:p>
+      <w:pPr>
+        <w:spacing w:after="80"/>
+      </w:pPr>
     </w:p>
     <w:p>
       <w:pPr>
@@ -3741,7 +3652,6 @@
           <w:sz w:val="28"/>
           <w:szCs w:val="28"/>
         </w:rPr>
-        <w:lastRenderedPageBreak/>
         <w:t>Answer</w:t>
       </w:r>
     </w:p>
@@ -3774,7 +3684,34 @@
           <w:sz w:val="22"/>
           <w:szCs w:val="22"/>
         </w:rPr>
-        <w:t xml:space="preserve">(a) Petri </w:t>
+        <w:t>(refer to notes)</w:t>
+      </w:r>
+    </w:p>
+    <w:p>
+      <w:pPr>
+        <w:spacing w:after="80"/>
+      </w:pPr>
+      <w:r>
+        <w:rPr>
+          <w:rFonts w:ascii="Times New Roman" w:hAnsi="Times New Roman"/>
+          <w:b/>
+          <w:sz w:val="22"/>
+          <w:szCs w:val="22"/>
+        </w:rPr>
+        <w:t xml:space="preserve">2. </w:t>
+      </w:r>
+    </w:p>
+    <w:p>
+      <w:pPr>
+        <w:spacing w:after="80"/>
+      </w:pPr>
+      <w:r>
+        <w:rPr>
+          <w:rFonts w:ascii="Times New Roman" w:hAnsi="Times New Roman"/>
+          <w:sz w:val="22"/>
+          <w:szCs w:val="22"/>
+        </w:rPr>
+        <w:t xml:space="preserve">(a) Boiling </w:t>
       </w:r>
       <w:proofErr w:type="gramStart"/>
       <w:r>
@@ -3783,7 +3720,7 @@
           <w:sz w:val="22"/>
           <w:szCs w:val="22"/>
         </w:rPr>
-        <w:t>dish  (</w:t>
+        <w:t>tube  (</w:t>
       </w:r>
       <w:proofErr w:type="gramEnd"/>
       <w:r>
@@ -3792,7 +3729,7 @@
           <w:sz w:val="22"/>
           <w:szCs w:val="22"/>
         </w:rPr>
-        <w:t xml:space="preserve">b) Separating </w:t>
+        <w:t xml:space="preserve">b) Round-bottomed </w:t>
       </w:r>
       <w:proofErr w:type="gramStart"/>
       <w:r>
@@ -3801,7 +3738,7 @@
           <w:sz w:val="22"/>
           <w:szCs w:val="22"/>
         </w:rPr>
-        <w:t>funnel  (</w:t>
+        <w:t>flask  (</w:t>
       </w:r>
       <w:proofErr w:type="gramEnd"/>
       <w:r>
@@ -3810,7 +3747,7 @@
           <w:sz w:val="22"/>
           <w:szCs w:val="22"/>
         </w:rPr>
-        <w:t xml:space="preserve">c) </w:t>
+        <w:t xml:space="preserve">c) Measuring </w:t>
       </w:r>
       <w:proofErr w:type="gramStart"/>
       <w:r>
@@ -3819,7 +3756,7 @@
           <w:sz w:val="22"/>
           <w:szCs w:val="22"/>
         </w:rPr>
-        <w:t>Burette  (</w:t>
+        <w:t>cylinder  (</w:t>
       </w:r>
       <w:proofErr w:type="gramEnd"/>
       <w:r>
@@ -3828,20 +3765,20 @@
           <w:sz w:val="22"/>
           <w:szCs w:val="22"/>
         </w:rPr>
-        <w:t>d) Pipette</w:t>
-      </w:r>
-    </w:p>
-    <w:p>
-      <w:pPr>
-        <w:spacing w:after="80"/>
-      </w:pPr>
-      <w:r>
-        <w:rPr>
-          <w:rFonts w:ascii="Times New Roman" w:hAnsi="Times New Roman"/>
-          <w:sz w:val="22"/>
-          <w:szCs w:val="22"/>
-        </w:rPr>
-        <w:t xml:space="preserve">(e) Tap </w:t>
+        <w:t>d) Mortar</w:t>
+      </w:r>
+    </w:p>
+    <w:p>
+      <w:pPr>
+        <w:spacing w:after="80"/>
+      </w:pPr>
+      <w:r>
+        <w:rPr>
+          <w:rFonts w:ascii="Times New Roman" w:hAnsi="Times New Roman"/>
+          <w:sz w:val="22"/>
+          <w:szCs w:val="22"/>
+        </w:rPr>
+        <w:t xml:space="preserve">(e) </w:t>
       </w:r>
       <w:proofErr w:type="gramStart"/>
       <w:r>
@@ -3850,7 +3787,7 @@
           <w:sz w:val="22"/>
           <w:szCs w:val="22"/>
         </w:rPr>
-        <w:t>funnel  (</w:t>
+        <w:t>Pestle  (</w:t>
       </w:r>
       <w:proofErr w:type="gramEnd"/>
       <w:r>
@@ -3859,7 +3796,7 @@
           <w:sz w:val="22"/>
           <w:szCs w:val="22"/>
         </w:rPr>
-        <w:t xml:space="preserve">f) Gas </w:t>
+        <w:t xml:space="preserve">f) </w:t>
       </w:r>
       <w:proofErr w:type="gramStart"/>
       <w:r>
@@ -3868,7 +3805,7 @@
           <w:sz w:val="22"/>
           <w:szCs w:val="22"/>
         </w:rPr>
-        <w:t>jar  (</w:t>
+        <w:t>Thermometer  (</w:t>
       </w:r>
       <w:proofErr w:type="gramEnd"/>
       <w:r>
@@ -3877,7 +3814,7 @@
           <w:sz w:val="22"/>
           <w:szCs w:val="22"/>
         </w:rPr>
-        <w:t xml:space="preserve">g) Reagent </w:t>
+        <w:t xml:space="preserve">g) Test tube </w:t>
       </w:r>
       <w:proofErr w:type="gramStart"/>
       <w:r>
@@ -3886,7 +3823,7 @@
           <w:sz w:val="22"/>
           <w:szCs w:val="22"/>
         </w:rPr>
-        <w:t>bottle  (</w:t>
+        <w:t>rack  (</w:t>
       </w:r>
       <w:proofErr w:type="gramEnd"/>
       <w:r>
@@ -3895,20 +3832,172 @@
           <w:sz w:val="22"/>
           <w:szCs w:val="22"/>
         </w:rPr>
-        <w:t>h) Test tube holder</w:t>
-      </w:r>
-    </w:p>
-    <w:p>
-      <w:pPr>
-        <w:spacing w:after="80"/>
-      </w:pPr>
-      <w:r>
-        <w:rPr>
-          <w:rFonts w:ascii="Times New Roman" w:hAnsi="Times New Roman"/>
-          <w:sz w:val="22"/>
-          <w:szCs w:val="22"/>
-        </w:rPr>
-        <w:t>(</w:t>
+        <w:t>h) Rubber stopper</w:t>
+      </w:r>
+      <w:r>
+        <w:rPr>
+          <w:rFonts w:ascii="Times New Roman" w:hAnsi="Times New Roman"/>
+          <w:sz w:val="22"/>
+          <w:szCs w:val="22"/>
+        </w:rPr>
+        <w:t xml:space="preserve"> 8</w:t>
+      </w:r>
+    </w:p>
+    <w:p>
+      <w:pPr>
+        <w:spacing w:after="80"/>
+      </w:pPr>
+    </w:p>
+    <w:p>
+      <w:pPr>
+        <w:spacing w:after="80"/>
+      </w:pPr>
+      <w:r>
+        <w:rPr>
+          <w:rFonts w:ascii="Times New Roman" w:hAnsi="Times New Roman"/>
+          <w:b/>
+          <w:sz w:val="22"/>
+          <w:szCs w:val="22"/>
+        </w:rPr>
+        <w:t xml:space="preserve">3. (a) P = gas jar   Q = (pneumatic) trough / water trough   R = delivery tube   S = (reaction) flask / boiling tube   T = Bunsen </w:t>
+      </w:r>
+      <w:proofErr w:type="gramStart"/>
+      <w:r>
+        <w:rPr>
+          <w:rFonts w:ascii="Times New Roman" w:hAnsi="Times New Roman"/>
+          <w:b/>
+          <w:sz w:val="22"/>
+          <w:szCs w:val="22"/>
+        </w:rPr>
+        <w:t>burner  5</w:t>
+      </w:r>
+      <w:proofErr w:type="gramEnd"/>
+    </w:p>
+    <w:p>
+      <w:pPr>
+        <w:spacing w:after="80"/>
+      </w:pPr>
+      <w:r>
+        <w:rPr>
+          <w:rFonts w:ascii="Times New Roman" w:hAnsi="Times New Roman"/>
+          <w:sz w:val="22"/>
+          <w:szCs w:val="22"/>
+        </w:rPr>
+        <w:t>(b) The gas collected is wet / not suitable for gases that are soluble in water.  1</w:t>
+      </w:r>
+    </w:p>
+    <w:p>
+      <w:pPr>
+        <w:spacing w:after="80"/>
+      </w:pPr>
+    </w:p>
+    <w:p>
+      <w:pPr>
+        <w:spacing w:after="80"/>
+      </w:pPr>
+      <w:r>
+        <w:rPr>
+          <w:rFonts w:ascii="Times New Roman" w:hAnsi="Times New Roman"/>
+          <w:b/>
+          <w:sz w:val="22"/>
+          <w:szCs w:val="22"/>
+        </w:rPr>
+        <w:t>4. A = beaker (water-</w:t>
+      </w:r>
+      <w:proofErr w:type="gramStart"/>
+      <w:r>
+        <w:rPr>
+          <w:rFonts w:ascii="Times New Roman" w:hAnsi="Times New Roman"/>
+          <w:b/>
+          <w:sz w:val="22"/>
+          <w:szCs w:val="22"/>
+        </w:rPr>
+        <w:t xml:space="preserve">bath)   </w:t>
+      </w:r>
+      <w:proofErr w:type="gramEnd"/>
+      <w:r>
+        <w:rPr>
+          <w:rFonts w:ascii="Times New Roman" w:hAnsi="Times New Roman"/>
+          <w:b/>
+          <w:sz w:val="22"/>
+          <w:szCs w:val="22"/>
+        </w:rPr>
+        <w:t xml:space="preserve">B = test tube / boiling tube   C = tripod   D = wire </w:t>
+      </w:r>
+      <w:proofErr w:type="gramStart"/>
+      <w:r>
+        <w:rPr>
+          <w:rFonts w:ascii="Times New Roman" w:hAnsi="Times New Roman"/>
+          <w:b/>
+          <w:sz w:val="22"/>
+          <w:szCs w:val="22"/>
+        </w:rPr>
+        <w:t>gauze  4</w:t>
+      </w:r>
+      <w:proofErr w:type="gramEnd"/>
+    </w:p>
+    <w:p>
+      <w:pPr>
+        <w:spacing w:after="80"/>
+      </w:pPr>
+    </w:p>
+    <w:p>
+      <w:pPr>
+        <w:spacing w:after="80"/>
+      </w:pPr>
+      <w:r>
+        <w:rPr>
+          <w:rFonts w:ascii="Times New Roman" w:hAnsi="Times New Roman"/>
+          <w:b/>
+          <w:sz w:val="22"/>
+          <w:szCs w:val="22"/>
+        </w:rPr>
+        <w:t>5</w:t>
+      </w:r>
+      <w:r>
+        <w:rPr>
+          <w:rFonts w:ascii="Times New Roman" w:hAnsi="Times New Roman"/>
+          <w:b/>
+          <w:sz w:val="22"/>
+          <w:szCs w:val="22"/>
+        </w:rPr>
+        <w:t>. (a) A: Gas syringe   B: Measuring cylinder   C: Pipette   D: Burette</w:t>
+      </w:r>
+    </w:p>
+    <w:p>
+      <w:pPr>
+        <w:spacing w:after="80"/>
+      </w:pPr>
+      <w:r>
+        <w:rPr>
+          <w:rFonts w:ascii="Times New Roman" w:hAnsi="Times New Roman"/>
+          <w:sz w:val="22"/>
+          <w:szCs w:val="22"/>
+        </w:rPr>
+        <w:t xml:space="preserve">E: Volumetric flask   F: Electronic balance   G: Desiccator   H: Crucible </w:t>
+      </w:r>
+      <w:proofErr w:type="gramStart"/>
+      <w:r>
+        <w:rPr>
+          <w:rFonts w:ascii="Times New Roman" w:hAnsi="Times New Roman"/>
+          <w:sz w:val="22"/>
+          <w:szCs w:val="22"/>
+        </w:rPr>
+        <w:t>tongs  8</w:t>
+      </w:r>
+      <w:proofErr w:type="gramEnd"/>
+    </w:p>
+    <w:p>
+      <w:pPr>
+        <w:spacing w:after="80"/>
+      </w:pPr>
+      <w:r>
+        <w:rPr>
+          <w:rFonts w:ascii="Times New Roman" w:hAnsi="Times New Roman"/>
+          <w:sz w:val="22"/>
+          <w:szCs w:val="22"/>
+        </w:rPr>
+        <w:t>(b) (</w:t>
       </w:r>
       <w:proofErr w:type="spellStart"/>
       <w:r>
@@ -3926,7 +4015,7 @@
           <w:sz w:val="22"/>
           <w:szCs w:val="22"/>
         </w:rPr>
-        <w:t xml:space="preserve">) Crucible </w:t>
+        <w:t>) C (pipette) / D (</w:t>
       </w:r>
       <w:proofErr w:type="gramStart"/>
       <w:r>
@@ -3935,17 +4024,78 @@
           <w:sz w:val="22"/>
           <w:szCs w:val="22"/>
         </w:rPr>
-        <w:t>tongs  (</w:t>
+        <w:t>burette)  1</w:t>
       </w:r>
       <w:proofErr w:type="gramEnd"/>
-      <w:r>
-        <w:rPr>
-          <w:rFonts w:ascii="Times New Roman" w:hAnsi="Times New Roman"/>
-          <w:sz w:val="22"/>
-          <w:szCs w:val="22"/>
-        </w:rPr>
-        <w:t>j) Bunsen burner with barrel, air hole and gas tap labelled</w:t>
-      </w:r>
+    </w:p>
+    <w:p>
+      <w:pPr>
+        <w:spacing w:after="80"/>
+      </w:pPr>
+      <w:r>
+        <w:rPr>
+          <w:rFonts w:ascii="Times New Roman" w:hAnsi="Times New Roman"/>
+          <w:sz w:val="22"/>
+          <w:szCs w:val="22"/>
+        </w:rPr>
+        <w:t xml:space="preserve">(ii) </w:t>
+      </w:r>
+      <w:proofErr w:type="gramStart"/>
+      <w:r>
+        <w:rPr>
+          <w:rFonts w:ascii="Times New Roman" w:hAnsi="Times New Roman"/>
+          <w:sz w:val="22"/>
+          <w:szCs w:val="22"/>
+        </w:rPr>
+        <w:t>H  1</w:t>
+      </w:r>
+      <w:proofErr w:type="gramEnd"/>
+    </w:p>
+    <w:p>
+      <w:pPr>
+        <w:spacing w:after="80"/>
+      </w:pPr>
+      <w:r>
+        <w:rPr>
+          <w:rFonts w:ascii="Times New Roman" w:hAnsi="Times New Roman"/>
+          <w:sz w:val="22"/>
+          <w:szCs w:val="22"/>
+        </w:rPr>
+        <w:t xml:space="preserve">(iii) </w:t>
+      </w:r>
+      <w:proofErr w:type="gramStart"/>
+      <w:r>
+        <w:rPr>
+          <w:rFonts w:ascii="Times New Roman" w:hAnsi="Times New Roman"/>
+          <w:sz w:val="22"/>
+          <w:szCs w:val="22"/>
+        </w:rPr>
+        <w:t>E  1</w:t>
+      </w:r>
+      <w:proofErr w:type="gramEnd"/>
+    </w:p>
+    <w:p>
+      <w:pPr>
+        <w:spacing w:after="80"/>
+      </w:pPr>
+      <w:r>
+        <w:rPr>
+          <w:rFonts w:ascii="Times New Roman" w:hAnsi="Times New Roman"/>
+          <w:sz w:val="22"/>
+          <w:szCs w:val="22"/>
+        </w:rPr>
+        <w:t xml:space="preserve">(iv) </w:t>
+      </w:r>
+      <w:proofErr w:type="gramStart"/>
+      <w:r>
+        <w:rPr>
+          <w:rFonts w:ascii="Times New Roman" w:hAnsi="Times New Roman"/>
+          <w:sz w:val="22"/>
+          <w:szCs w:val="22"/>
+        </w:rPr>
+        <w:t>A  1</w:t>
+      </w:r>
+      <w:proofErr w:type="gramEnd"/>
     </w:p>
     <w:p>
       <w:pPr>
@@ -3963,38 +4113,40 @@
           <w:sz w:val="22"/>
           <w:szCs w:val="22"/>
         </w:rPr>
-        <w:t>2. 8</w:t>
-      </w:r>
-    </w:p>
-    <w:p>
-      <w:pPr>
-        <w:spacing w:after="80"/>
-      </w:pPr>
-      <w:r>
-        <w:rPr>
-          <w:rFonts w:ascii="Times New Roman" w:hAnsi="Times New Roman"/>
-          <w:sz w:val="22"/>
-          <w:szCs w:val="22"/>
-        </w:rPr>
-        <w:t xml:space="preserve">(a) Boiling </w:t>
+        <w:t>6</w:t>
+      </w:r>
+      <w:r>
+        <w:rPr>
+          <w:rFonts w:ascii="Times New Roman" w:hAnsi="Times New Roman"/>
+          <w:b/>
+          <w:sz w:val="22"/>
+          <w:szCs w:val="22"/>
+        </w:rPr>
+        <w:t xml:space="preserve">. (a) Chemical A - </w:t>
       </w:r>
       <w:proofErr w:type="gramStart"/>
       <w:r>
         <w:rPr>
           <w:rFonts w:ascii="Times New Roman" w:hAnsi="Times New Roman"/>
-          <w:sz w:val="22"/>
-          <w:szCs w:val="22"/>
-        </w:rPr>
-        <w:t>tube  (</w:t>
+          <w:b/>
+          <w:sz w:val="22"/>
+          <w:szCs w:val="22"/>
+        </w:rPr>
+        <w:t>explosive  1</w:t>
       </w:r>
       <w:proofErr w:type="gramEnd"/>
-      <w:r>
-        <w:rPr>
-          <w:rFonts w:ascii="Times New Roman" w:hAnsi="Times New Roman"/>
-          <w:sz w:val="22"/>
-          <w:szCs w:val="22"/>
-        </w:rPr>
-        <w:t xml:space="preserve">b) Round-bottomed </w:t>
+    </w:p>
+    <w:p>
+      <w:pPr>
+        <w:spacing w:after="80"/>
+      </w:pPr>
+      <w:r>
+        <w:rPr>
+          <w:rFonts w:ascii="Times New Roman" w:hAnsi="Times New Roman"/>
+          <w:sz w:val="22"/>
+          <w:szCs w:val="22"/>
+        </w:rPr>
+        <w:t xml:space="preserve">Chemical B - harmful / </w:t>
       </w:r>
       <w:proofErr w:type="gramStart"/>
       <w:r>
@@ -4003,16 +4155,21 @@
           <w:sz w:val="22"/>
           <w:szCs w:val="22"/>
         </w:rPr>
-        <w:t>flask  (</w:t>
+        <w:t>irritant  1</w:t>
       </w:r>
       <w:proofErr w:type="gramEnd"/>
-      <w:r>
-        <w:rPr>
-          <w:rFonts w:ascii="Times New Roman" w:hAnsi="Times New Roman"/>
-          <w:sz w:val="22"/>
-          <w:szCs w:val="22"/>
-        </w:rPr>
-        <w:t xml:space="preserve">c) Measuring </w:t>
+    </w:p>
+    <w:p>
+      <w:pPr>
+        <w:spacing w:after="80"/>
+      </w:pPr>
+      <w:r>
+        <w:rPr>
+          <w:rFonts w:ascii="Times New Roman" w:hAnsi="Times New Roman"/>
+          <w:sz w:val="22"/>
+          <w:szCs w:val="22"/>
+        </w:rPr>
+        <w:t xml:space="preserve">(b) A: potassium / sodium / ammonium dichromate / 2,4-dinitrophenylhydrazine (Any </w:t>
       </w:r>
       <w:proofErr w:type="gramStart"/>
       <w:r>
@@ -4021,29 +4178,21 @@
           <w:sz w:val="22"/>
           <w:szCs w:val="22"/>
         </w:rPr>
-        <w:t>cylinder  (</w:t>
+        <w:t>one)  1</w:t>
       </w:r>
       <w:proofErr w:type="gramEnd"/>
-      <w:r>
-        <w:rPr>
-          <w:rFonts w:ascii="Times New Roman" w:hAnsi="Times New Roman"/>
-          <w:sz w:val="22"/>
-          <w:szCs w:val="22"/>
-        </w:rPr>
-        <w:t>d) Mortar</w:t>
-      </w:r>
-    </w:p>
-    <w:p>
-      <w:pPr>
-        <w:spacing w:after="80"/>
-      </w:pPr>
-      <w:r>
-        <w:rPr>
-          <w:rFonts w:ascii="Times New Roman" w:hAnsi="Times New Roman"/>
-          <w:sz w:val="22"/>
-          <w:szCs w:val="22"/>
-        </w:rPr>
-        <w:t xml:space="preserve">(e) </w:t>
+    </w:p>
+    <w:p>
+      <w:pPr>
+        <w:spacing w:after="80"/>
+      </w:pPr>
+      <w:r>
+        <w:rPr>
+          <w:rFonts w:ascii="Times New Roman" w:hAnsi="Times New Roman"/>
+          <w:sz w:val="22"/>
+          <w:szCs w:val="22"/>
+        </w:rPr>
+        <w:t xml:space="preserve">B: dilute mineral acids / aqueous ammonia / iodine / oxalic acid (Any </w:t>
       </w:r>
       <w:proofErr w:type="gramStart"/>
       <w:r>
@@ -4052,16 +4201,21 @@
           <w:sz w:val="22"/>
           <w:szCs w:val="22"/>
         </w:rPr>
-        <w:t>Pestle  (</w:t>
+        <w:t>one)  1</w:t>
       </w:r>
       <w:proofErr w:type="gramEnd"/>
-      <w:r>
-        <w:rPr>
-          <w:rFonts w:ascii="Times New Roman" w:hAnsi="Times New Roman"/>
-          <w:sz w:val="22"/>
-          <w:szCs w:val="22"/>
-        </w:rPr>
-        <w:t xml:space="preserve">f) </w:t>
+    </w:p>
+    <w:p>
+      <w:pPr>
+        <w:spacing w:after="80"/>
+      </w:pPr>
+      <w:r>
+        <w:rPr>
+          <w:rFonts w:ascii="Times New Roman" w:hAnsi="Times New Roman"/>
+          <w:sz w:val="22"/>
+          <w:szCs w:val="22"/>
+        </w:rPr>
+        <w:t xml:space="preserve">(c) A: keep away from heat and naked flames / avoid shock or friction / stopper container </w:t>
       </w:r>
       <w:proofErr w:type="gramStart"/>
       <w:r>
@@ -4070,34 +4224,37 @@
           <w:sz w:val="22"/>
           <w:szCs w:val="22"/>
         </w:rPr>
-        <w:t>Thermometer  (</w:t>
+        <w:t>properly  1</w:t>
       </w:r>
       <w:proofErr w:type="gramEnd"/>
-      <w:r>
-        <w:rPr>
-          <w:rFonts w:ascii="Times New Roman" w:hAnsi="Times New Roman"/>
-          <w:sz w:val="22"/>
-          <w:szCs w:val="22"/>
-        </w:rPr>
-        <w:t xml:space="preserve">g) Test tube </w:t>
-      </w:r>
-      <w:proofErr w:type="gramStart"/>
-      <w:r>
-        <w:rPr>
-          <w:rFonts w:ascii="Times New Roman" w:hAnsi="Times New Roman"/>
-          <w:sz w:val="22"/>
-          <w:szCs w:val="22"/>
-        </w:rPr>
-        <w:t>rack  (</w:t>
-      </w:r>
-      <w:proofErr w:type="gramEnd"/>
-      <w:r>
-        <w:rPr>
-          <w:rFonts w:ascii="Times New Roman" w:hAnsi="Times New Roman"/>
-          <w:sz w:val="22"/>
-          <w:szCs w:val="22"/>
-        </w:rPr>
-        <w:t>h) Rubber stopper</w:t>
+    </w:p>
+    <w:p>
+      <w:pPr>
+        <w:spacing w:after="80"/>
+      </w:pPr>
+      <w:r>
+        <w:rPr>
+          <w:rFonts w:ascii="Times New Roman" w:hAnsi="Times New Roman"/>
+          <w:sz w:val="22"/>
+          <w:szCs w:val="22"/>
+        </w:rPr>
+        <w:t>B:</w:t>
+      </w:r>
+      <w:r>
+        <w:rPr>
+          <w:rFonts w:ascii="Times New Roman" w:hAnsi="Times New Roman"/>
+          <w:sz w:val="22"/>
+          <w:szCs w:val="22"/>
+        </w:rPr>
+        <w:t xml:space="preserve"> Wear safety goggles / Wear protective gloves / Wear lab coat </w:t>
+      </w:r>
+      <w:r>
+        <w:rPr>
+          <w:rFonts w:ascii="Times New Roman" w:hAnsi="Times New Roman"/>
+          <w:sz w:val="22"/>
+          <w:szCs w:val="22"/>
+        </w:rPr>
+        <w:t xml:space="preserve">  1</w:t>
       </w:r>
     </w:p>
     <w:p>
@@ -4116,9 +4273,8 @@
           <w:sz w:val="22"/>
           <w:szCs w:val="22"/>
         </w:rPr>
-        <w:t xml:space="preserve">3. (a) P = gas jar   Q = (pneumatic) trough / water trough   R = delivery tube   S = (reaction) flask / boiling tube   T = Bunsen </w:t>
-      </w:r>
-      <w:proofErr w:type="gramStart"/>
+        <w:t>7</w:t>
+      </w:r>
       <w:r>
         <w:rPr>
           <w:rFonts w:ascii="Times New Roman" w:hAnsi="Times New Roman"/>
@@ -4126,21 +4282,41 @@
           <w:sz w:val="22"/>
           <w:szCs w:val="22"/>
         </w:rPr>
-        <w:t>burner  5</w:t>
-      </w:r>
-      <w:proofErr w:type="gramEnd"/>
-    </w:p>
-    <w:p>
-      <w:pPr>
-        <w:spacing w:after="80"/>
-      </w:pPr>
-      <w:r>
-        <w:rPr>
-          <w:rFonts w:ascii="Times New Roman" w:hAnsi="Times New Roman"/>
-          <w:sz w:val="22"/>
-          <w:szCs w:val="22"/>
-        </w:rPr>
-        <w:t>(b) The gas collected is wet / not suitable for gases that are soluble in water.  1</w:t>
+        <w:t>. (a) Concentrated nitric acid decomposes quickly in the presence of light / to protect it from light.  1</w:t>
+      </w:r>
+    </w:p>
+    <w:p>
+      <w:pPr>
+        <w:spacing w:after="80"/>
+      </w:pPr>
+      <w:r>
+        <w:rPr>
+          <w:rFonts w:ascii="Times New Roman" w:hAnsi="Times New Roman"/>
+          <w:sz w:val="22"/>
+          <w:szCs w:val="22"/>
+        </w:rPr>
+        <w:t xml:space="preserve">(b) Oxidizing and </w:t>
+      </w:r>
+      <w:r>
+        <w:rPr>
+          <w:rFonts w:ascii="Times New Roman" w:hAnsi="Times New Roman"/>
+          <w:sz w:val="22"/>
+          <w:szCs w:val="22"/>
+        </w:rPr>
+        <w:t>corrosive 2</w:t>
+      </w:r>
+    </w:p>
+    <w:p>
+      <w:pPr>
+        <w:spacing w:after="80"/>
+      </w:pPr>
+      <w:r>
+        <w:rPr>
+          <w:rFonts w:ascii="Times New Roman" w:hAnsi="Times New Roman"/>
+          <w:sz w:val="22"/>
+          <w:szCs w:val="22"/>
+        </w:rPr>
+        <w:t>(c) Wash the affected area with running water for at least 3 minutes and go for medical check-up.  2</w:t>
       </w:r>
     </w:p>
     <w:p>
@@ -4159,9 +4335,8 @@
           <w:sz w:val="22"/>
           <w:szCs w:val="22"/>
         </w:rPr>
-        <w:t>4. A = beaker (water-</w:t>
-      </w:r>
-      <w:proofErr w:type="gramStart"/>
+        <w:t>8</w:t>
+      </w:r>
       <w:r>
         <w:rPr>
           <w:rFonts w:ascii="Times New Roman" w:hAnsi="Times New Roman"/>
@@ -4169,9 +4344,88 @@
           <w:sz w:val="22"/>
           <w:szCs w:val="22"/>
         </w:rPr>
-        <w:t xml:space="preserve">bath)   </w:t>
-      </w:r>
-      <w:proofErr w:type="gramEnd"/>
+        <w:t>. (a) Wear laboratory coat, safety spectacles and gloves.  1</w:t>
+      </w:r>
+    </w:p>
+    <w:p>
+      <w:pPr>
+        <w:spacing w:after="80"/>
+      </w:pPr>
+      <w:r>
+        <w:rPr>
+          <w:rFonts w:ascii="Times New Roman" w:hAnsi="Times New Roman"/>
+          <w:sz w:val="22"/>
+          <w:szCs w:val="22"/>
+        </w:rPr>
+        <w:t>Perform the experiment in a fume cupboard. / Avoid contact with eyes and skin. / Stopper container properly.  (1)</w:t>
+      </w:r>
+    </w:p>
+    <w:p>
+      <w:pPr>
+        <w:spacing w:after="80"/>
+      </w:pPr>
+      <w:r>
+        <w:rPr>
+          <w:rFonts w:ascii="Times New Roman" w:hAnsi="Times New Roman"/>
+          <w:sz w:val="22"/>
+          <w:szCs w:val="22"/>
+        </w:rPr>
+        <w:t>(b) (</w:t>
+      </w:r>
+      <w:proofErr w:type="spellStart"/>
+      <w:r>
+        <w:rPr>
+          <w:rFonts w:ascii="Times New Roman" w:hAnsi="Times New Roman"/>
+          <w:sz w:val="22"/>
+          <w:szCs w:val="22"/>
+        </w:rPr>
+        <w:t>i</w:t>
+      </w:r>
+      <w:proofErr w:type="spellEnd"/>
+      <w:r>
+        <w:rPr>
+          <w:rFonts w:ascii="Times New Roman" w:hAnsi="Times New Roman"/>
+          <w:sz w:val="22"/>
+          <w:szCs w:val="22"/>
+        </w:rPr>
+        <w:t>) Toxic hazard symbol 1</w:t>
+      </w:r>
+    </w:p>
+    <w:p>
+      <w:pPr>
+        <w:spacing w:after="80"/>
+      </w:pPr>
+      <w:r>
+        <w:rPr>
+          <w:rFonts w:ascii="Times New Roman" w:hAnsi="Times New Roman"/>
+          <w:sz w:val="22"/>
+          <w:szCs w:val="22"/>
+        </w:rPr>
+        <w:t>(ii) Perform the experiment in a fume cupboard.  1</w:t>
+      </w:r>
+    </w:p>
+    <w:p>
+      <w:pPr>
+        <w:spacing w:after="80"/>
+      </w:pPr>
+      <w:r>
+        <w:rPr>
+          <w:rFonts w:ascii="Times New Roman" w:hAnsi="Times New Roman"/>
+          <w:sz w:val="22"/>
+          <w:szCs w:val="22"/>
+        </w:rPr>
+        <w:t>Carbon monoxide is toxic / may cause serious health risk or death if breathed in.  1</w:t>
+      </w:r>
+    </w:p>
+    <w:p>
+      <w:pPr>
+        <w:spacing w:after="80"/>
+      </w:pPr>
+    </w:p>
+    <w:p>
+      <w:pPr>
+        <w:spacing w:after="80"/>
+      </w:pPr>
       <w:r>
         <w:rPr>
           <w:rFonts w:ascii="Times New Roman" w:hAnsi="Times New Roman"/>
@@ -4179,9 +4433,8 @@
           <w:sz w:val="22"/>
           <w:szCs w:val="22"/>
         </w:rPr>
-        <w:t xml:space="preserve">B = test tube / boiling tube   C = tripod   D = wire </w:t>
-      </w:r>
-      <w:proofErr w:type="gramStart"/>
+        <w:t>9</w:t>
+      </w:r>
       <w:r>
         <w:rPr>
           <w:rFonts w:ascii="Times New Roman" w:hAnsi="Times New Roman"/>
@@ -4189,9 +4442,34 @@
           <w:sz w:val="22"/>
           <w:szCs w:val="22"/>
         </w:rPr>
-        <w:t>gauze  4</w:t>
-      </w:r>
-      <w:proofErr w:type="gramEnd"/>
+        <w:t>. (a) Using downward delivery / collecting as if the gas were denser than air (wrong method for ammonia).  1</w:t>
+      </w:r>
+    </w:p>
+    <w:p>
+      <w:pPr>
+        <w:spacing w:after="80"/>
+      </w:pPr>
+      <w:r>
+        <w:rPr>
+          <w:rFonts w:ascii="Times New Roman" w:hAnsi="Times New Roman"/>
+          <w:sz w:val="22"/>
+          <w:szCs w:val="22"/>
+        </w:rPr>
+        <w:t>(b) Upward delivery / downward displacement of air (gas jar mouth downward).  1</w:t>
+      </w:r>
+    </w:p>
+    <w:p>
+      <w:pPr>
+        <w:spacing w:after="80"/>
+      </w:pPr>
+      <w:r>
+        <w:rPr>
+          <w:rFonts w:ascii="Times New Roman" w:hAnsi="Times New Roman"/>
+          <w:sz w:val="22"/>
+          <w:szCs w:val="22"/>
+        </w:rPr>
+        <w:t>(c) Ammonia has molar mass 17, which is much less than 28, so ammonia is less dense than air and rises / should be collected by upward delivery.  2</w:t>
+      </w:r>
     </w:p>
     <w:p>
       <w:pPr>
@@ -4209,9 +4487,8 @@
           <w:sz w:val="22"/>
           <w:szCs w:val="22"/>
         </w:rPr>
-        <w:t xml:space="preserve">5. (a) Pouring to and </w:t>
-      </w:r>
-      <w:proofErr w:type="spellStart"/>
+        <w:t>1</w:t>
+      </w:r>
       <w:r>
         <w:rPr>
           <w:rFonts w:ascii="Times New Roman" w:hAnsi="Times New Roman"/>
@@ -4219,9 +4496,8 @@
           <w:sz w:val="22"/>
           <w:szCs w:val="22"/>
         </w:rPr>
-        <w:t>fro</w:t>
-      </w:r>
-      <w:proofErr w:type="spellEnd"/>
+        <w:t>0</w:t>
+      </w:r>
       <w:r>
         <w:rPr>
           <w:rFonts w:ascii="Times New Roman" w:hAnsi="Times New Roman"/>
@@ -4229,9 +4505,8 @@
           <w:sz w:val="22"/>
           <w:szCs w:val="22"/>
         </w:rPr>
-        <w:t xml:space="preserve"> between two test tubes / mixing by transfer between two </w:t>
-      </w:r>
-      <w:proofErr w:type="gramStart"/>
+        <w:t xml:space="preserve">. She did not wear safety </w:t>
+      </w:r>
       <w:r>
         <w:rPr>
           <w:rFonts w:ascii="Times New Roman" w:hAnsi="Times New Roman"/>
@@ -4239,180 +4514,8 @@
           <w:sz w:val="22"/>
           <w:szCs w:val="22"/>
         </w:rPr>
-        <w:t>tubes  1</w:t>
-      </w:r>
-      <w:proofErr w:type="gramEnd"/>
-    </w:p>
-    <w:p>
-      <w:pPr>
-        <w:spacing w:after="80"/>
-      </w:pPr>
-      <w:r>
-        <w:rPr>
-          <w:rFonts w:ascii="Times New Roman" w:hAnsi="Times New Roman"/>
-          <w:sz w:val="22"/>
-          <w:szCs w:val="22"/>
-        </w:rPr>
-        <w:t xml:space="preserve">(b) Stoppering and shaking (vigorous </w:t>
-      </w:r>
-      <w:proofErr w:type="gramStart"/>
-      <w:r>
-        <w:rPr>
-          <w:rFonts w:ascii="Times New Roman" w:hAnsi="Times New Roman"/>
-          <w:sz w:val="22"/>
-          <w:szCs w:val="22"/>
-        </w:rPr>
-        <w:t>shaking)  1</w:t>
-      </w:r>
-      <w:proofErr w:type="gramEnd"/>
-    </w:p>
-    <w:p>
-      <w:pPr>
-        <w:spacing w:after="80"/>
-      </w:pPr>
-      <w:r>
-        <w:rPr>
-          <w:rFonts w:ascii="Times New Roman" w:hAnsi="Times New Roman"/>
-          <w:sz w:val="22"/>
-          <w:szCs w:val="22"/>
-        </w:rPr>
-        <w:t xml:space="preserve">(c) Tapping the bottom of the test tube (with the index </w:t>
-      </w:r>
-      <w:proofErr w:type="gramStart"/>
-      <w:r>
-        <w:rPr>
-          <w:rFonts w:ascii="Times New Roman" w:hAnsi="Times New Roman"/>
-          <w:sz w:val="22"/>
-          <w:szCs w:val="22"/>
-        </w:rPr>
-        <w:t>finger)  1</w:t>
-      </w:r>
-      <w:proofErr w:type="gramEnd"/>
-    </w:p>
-    <w:p>
-      <w:pPr>
-        <w:spacing w:after="80"/>
-      </w:pPr>
-      <w:r>
-        <w:rPr>
-          <w:rFonts w:ascii="Times New Roman" w:hAnsi="Times New Roman"/>
-          <w:sz w:val="22"/>
-          <w:szCs w:val="22"/>
-        </w:rPr>
-        <w:t xml:space="preserve">(d) </w:t>
-      </w:r>
-      <w:proofErr w:type="gramStart"/>
-      <w:r>
-        <w:rPr>
-          <w:rFonts w:ascii="Times New Roman" w:hAnsi="Times New Roman"/>
-          <w:sz w:val="22"/>
-          <w:szCs w:val="22"/>
-        </w:rPr>
-        <w:t>Spatula  1</w:t>
-      </w:r>
-      <w:proofErr w:type="gramEnd"/>
-    </w:p>
-    <w:p>
-      <w:pPr>
-        <w:spacing w:after="80"/>
-      </w:pPr>
-      <w:r>
-        <w:rPr>
-          <w:rFonts w:ascii="Times New Roman" w:hAnsi="Times New Roman"/>
-          <w:sz w:val="22"/>
-          <w:szCs w:val="22"/>
-        </w:rPr>
-        <w:t xml:space="preserve">(e) Glass </w:t>
-      </w:r>
-      <w:proofErr w:type="gramStart"/>
-      <w:r>
-        <w:rPr>
-          <w:rFonts w:ascii="Times New Roman" w:hAnsi="Times New Roman"/>
-          <w:sz w:val="22"/>
-          <w:szCs w:val="22"/>
-        </w:rPr>
-        <w:t>rod  1</w:t>
-      </w:r>
-      <w:proofErr w:type="gramEnd"/>
-    </w:p>
-    <w:p>
-      <w:pPr>
-        <w:spacing w:after="80"/>
-      </w:pPr>
-      <w:r>
-        <w:rPr>
-          <w:rFonts w:ascii="Times New Roman" w:hAnsi="Times New Roman"/>
-          <w:sz w:val="22"/>
-          <w:szCs w:val="22"/>
-        </w:rPr>
-        <w:t xml:space="preserve">(f) Using a testing paper / moist testing paper </w:t>
-      </w:r>
-      <w:proofErr w:type="gramStart"/>
-      <w:r>
-        <w:rPr>
-          <w:rFonts w:ascii="Times New Roman" w:hAnsi="Times New Roman"/>
-          <w:sz w:val="22"/>
-          <w:szCs w:val="22"/>
-        </w:rPr>
-        <w:t>method  1</w:t>
-      </w:r>
-      <w:proofErr w:type="gramEnd"/>
-    </w:p>
-    <w:p>
-      <w:pPr>
-        <w:spacing w:after="80"/>
-      </w:pPr>
-      <w:r>
-        <w:rPr>
-          <w:rFonts w:ascii="Times New Roman" w:hAnsi="Times New Roman"/>
-          <w:sz w:val="22"/>
-          <w:szCs w:val="22"/>
-        </w:rPr>
-        <w:t xml:space="preserve">(g) Using a delivery tube / bubbling through a testing </w:t>
-      </w:r>
-      <w:proofErr w:type="gramStart"/>
-      <w:r>
-        <w:rPr>
-          <w:rFonts w:ascii="Times New Roman" w:hAnsi="Times New Roman"/>
-          <w:sz w:val="22"/>
-          <w:szCs w:val="22"/>
-        </w:rPr>
-        <w:t>solution  1</w:t>
-      </w:r>
-      <w:proofErr w:type="gramEnd"/>
-    </w:p>
-    <w:p>
-      <w:pPr>
-        <w:spacing w:after="80"/>
-      </w:pPr>
-      <w:r>
-        <w:rPr>
-          <w:rFonts w:ascii="Times New Roman" w:hAnsi="Times New Roman"/>
-          <w:sz w:val="22"/>
-          <w:szCs w:val="22"/>
-        </w:rPr>
-        <w:t xml:space="preserve">(h) Anhydrous calcium </w:t>
-      </w:r>
-      <w:proofErr w:type="gramStart"/>
-      <w:r>
-        <w:rPr>
-          <w:rFonts w:ascii="Times New Roman" w:hAnsi="Times New Roman"/>
-          <w:sz w:val="22"/>
-          <w:szCs w:val="22"/>
-        </w:rPr>
-        <w:t>oxide  1</w:t>
-      </w:r>
-      <w:proofErr w:type="gramEnd"/>
-    </w:p>
-    <w:p>
-      <w:pPr>
-        <w:spacing w:after="80"/>
-      </w:pPr>
-    </w:p>
-    <w:p>
-      <w:pPr>
-        <w:spacing w:after="80"/>
-      </w:pPr>
+        <w:t>goggles</w:t>
+      </w:r>
       <w:r>
         <w:rPr>
           <w:rFonts w:ascii="Times New Roman" w:hAnsi="Times New Roman"/>
@@ -4420,141 +4523,47 @@
           <w:sz w:val="22"/>
           <w:szCs w:val="22"/>
         </w:rPr>
-        <w:t>6. (a) A: Gas syringe   B: Measuring cylinder   C: Pipette   D: Burette</w:t>
-      </w:r>
-    </w:p>
-    <w:p>
-      <w:pPr>
-        <w:spacing w:after="80"/>
-      </w:pPr>
-      <w:r>
-        <w:rPr>
-          <w:rFonts w:ascii="Times New Roman" w:hAnsi="Times New Roman"/>
-          <w:sz w:val="22"/>
-          <w:szCs w:val="22"/>
-        </w:rPr>
-        <w:t xml:space="preserve">E: Volumetric flask   F: Electronic balance   G: Desiccator   H: Crucible </w:t>
-      </w:r>
-      <w:proofErr w:type="gramStart"/>
-      <w:r>
-        <w:rPr>
-          <w:rFonts w:ascii="Times New Roman" w:hAnsi="Times New Roman"/>
-          <w:sz w:val="22"/>
-          <w:szCs w:val="22"/>
-        </w:rPr>
-        <w:t>tongs  8</w:t>
-      </w:r>
-      <w:proofErr w:type="gramEnd"/>
-    </w:p>
-    <w:p>
-      <w:pPr>
-        <w:spacing w:after="80"/>
-      </w:pPr>
-      <w:r>
-        <w:rPr>
-          <w:rFonts w:ascii="Times New Roman" w:hAnsi="Times New Roman"/>
-          <w:sz w:val="22"/>
-          <w:szCs w:val="22"/>
-        </w:rPr>
-        <w:t>(b) (</w:t>
-      </w:r>
-      <w:proofErr w:type="spellStart"/>
-      <w:r>
-        <w:rPr>
-          <w:rFonts w:ascii="Times New Roman" w:hAnsi="Times New Roman"/>
-          <w:sz w:val="22"/>
-          <w:szCs w:val="22"/>
-        </w:rPr>
-        <w:t>i</w:t>
-      </w:r>
-      <w:proofErr w:type="spellEnd"/>
-      <w:r>
-        <w:rPr>
-          <w:rFonts w:ascii="Times New Roman" w:hAnsi="Times New Roman"/>
-          <w:sz w:val="22"/>
-          <w:szCs w:val="22"/>
-        </w:rPr>
-        <w:t>) C (pipette) / D (</w:t>
-      </w:r>
-      <w:proofErr w:type="gramStart"/>
-      <w:r>
-        <w:rPr>
-          <w:rFonts w:ascii="Times New Roman" w:hAnsi="Times New Roman"/>
-          <w:sz w:val="22"/>
-          <w:szCs w:val="22"/>
-        </w:rPr>
-        <w:t>burette)  1</w:t>
-      </w:r>
-      <w:proofErr w:type="gramEnd"/>
-    </w:p>
-    <w:p>
-      <w:pPr>
-        <w:spacing w:after="80"/>
-      </w:pPr>
-      <w:r>
-        <w:rPr>
-          <w:rFonts w:ascii="Times New Roman" w:hAnsi="Times New Roman"/>
-          <w:sz w:val="22"/>
-          <w:szCs w:val="22"/>
-        </w:rPr>
-        <w:t xml:space="preserve">(ii) </w:t>
-      </w:r>
-      <w:proofErr w:type="gramStart"/>
-      <w:r>
-        <w:rPr>
-          <w:rFonts w:ascii="Times New Roman" w:hAnsi="Times New Roman"/>
-          <w:sz w:val="22"/>
-          <w:szCs w:val="22"/>
-        </w:rPr>
-        <w:t>H  1</w:t>
-      </w:r>
-      <w:proofErr w:type="gramEnd"/>
-    </w:p>
-    <w:p>
-      <w:pPr>
-        <w:spacing w:after="80"/>
-      </w:pPr>
-      <w:r>
-        <w:rPr>
-          <w:rFonts w:ascii="Times New Roman" w:hAnsi="Times New Roman"/>
-          <w:sz w:val="22"/>
-          <w:szCs w:val="22"/>
-        </w:rPr>
-        <w:t xml:space="preserve">(iii) </w:t>
-      </w:r>
-      <w:proofErr w:type="gramStart"/>
-      <w:r>
-        <w:rPr>
-          <w:rFonts w:ascii="Times New Roman" w:hAnsi="Times New Roman"/>
-          <w:sz w:val="22"/>
-          <w:szCs w:val="22"/>
-        </w:rPr>
-        <w:t>E  1</w:t>
-      </w:r>
-      <w:proofErr w:type="gramEnd"/>
-    </w:p>
-    <w:p>
-      <w:pPr>
-        <w:spacing w:after="80"/>
-      </w:pPr>
-      <w:r>
-        <w:rPr>
-          <w:rFonts w:ascii="Times New Roman" w:hAnsi="Times New Roman"/>
-          <w:sz w:val="22"/>
-          <w:szCs w:val="22"/>
-        </w:rPr>
-        <w:t xml:space="preserve">(iv) </w:t>
-      </w:r>
-      <w:proofErr w:type="gramStart"/>
-      <w:r>
-        <w:rPr>
-          <w:rFonts w:ascii="Times New Roman" w:hAnsi="Times New Roman"/>
-          <w:sz w:val="22"/>
-          <w:szCs w:val="22"/>
-        </w:rPr>
-        <w:t>A  1</w:t>
-      </w:r>
-      <w:proofErr w:type="gramEnd"/>
+        <w:t>.  1</w:t>
+      </w:r>
+    </w:p>
+    <w:p>
+      <w:pPr>
+        <w:spacing w:after="80"/>
+      </w:pPr>
+      <w:r>
+        <w:rPr>
+          <w:rFonts w:ascii="Times New Roman" w:hAnsi="Times New Roman"/>
+          <w:sz w:val="22"/>
+          <w:szCs w:val="22"/>
+        </w:rPr>
+        <w:t>The test tube contained too much liquid (more than one-third full).  1</w:t>
+      </w:r>
+    </w:p>
+    <w:p>
+      <w:pPr>
+        <w:spacing w:after="80"/>
+      </w:pPr>
+      <w:r>
+        <w:rPr>
+          <w:rFonts w:ascii="Times New Roman" w:hAnsi="Times New Roman"/>
+          <w:sz w:val="22"/>
+          <w:szCs w:val="22"/>
+        </w:rPr>
+        <w:t>She used a luminous flame / air hole closed (should use a small non-luminous flame).  1</w:t>
+      </w:r>
+    </w:p>
+    <w:p>
+      <w:pPr>
+        <w:spacing w:after="80"/>
+      </w:pPr>
+      <w:r>
+        <w:rPr>
+          <w:rFonts w:ascii="Times New Roman" w:hAnsi="Times New Roman"/>
+          <w:sz w:val="22"/>
+          <w:szCs w:val="22"/>
+        </w:rPr>
+        <w:t>She pointed the mouth of the test tube towards a classmate / someone.  1</w:t>
+      </w:r>
     </w:p>
     <w:p>
       <w:pPr>
@@ -4572,9 +4581,8 @@
           <w:sz w:val="22"/>
           <w:szCs w:val="22"/>
         </w:rPr>
-        <w:t xml:space="preserve">7. (a) Chemical A - </w:t>
-      </w:r>
-      <w:proofErr w:type="gramStart"/>
+        <w:t>1</w:t>
+      </w:r>
       <w:r>
         <w:rPr>
           <w:rFonts w:ascii="Times New Roman" w:hAnsi="Times New Roman"/>
@@ -4582,134 +4590,8 @@
           <w:sz w:val="22"/>
           <w:szCs w:val="22"/>
         </w:rPr>
-        <w:t>explosive  1</w:t>
-      </w:r>
-      <w:proofErr w:type="gramEnd"/>
-    </w:p>
-    <w:p>
-      <w:pPr>
-        <w:spacing w:after="80"/>
-      </w:pPr>
-      <w:r>
-        <w:rPr>
-          <w:rFonts w:ascii="Times New Roman" w:hAnsi="Times New Roman"/>
-          <w:sz w:val="22"/>
-          <w:szCs w:val="22"/>
-        </w:rPr>
-        <w:t xml:space="preserve">Chemical B - harmful / </w:t>
-      </w:r>
-      <w:proofErr w:type="gramStart"/>
-      <w:r>
-        <w:rPr>
-          <w:rFonts w:ascii="Times New Roman" w:hAnsi="Times New Roman"/>
-          <w:sz w:val="22"/>
-          <w:szCs w:val="22"/>
-        </w:rPr>
-        <w:t>irritant  1</w:t>
-      </w:r>
-      <w:proofErr w:type="gramEnd"/>
-    </w:p>
-    <w:p>
-      <w:pPr>
-        <w:spacing w:after="80"/>
-      </w:pPr>
-      <w:r>
-        <w:rPr>
-          <w:rFonts w:ascii="Times New Roman" w:hAnsi="Times New Roman"/>
-          <w:sz w:val="22"/>
-          <w:szCs w:val="22"/>
-        </w:rPr>
-        <w:t xml:space="preserve">(b) A: old stock of potassium / sodium / ammonium dichromate / 2,4-dinitrophenylhydrazine (Any </w:t>
-      </w:r>
-      <w:proofErr w:type="gramStart"/>
-      <w:r>
-        <w:rPr>
-          <w:rFonts w:ascii="Times New Roman" w:hAnsi="Times New Roman"/>
-          <w:sz w:val="22"/>
-          <w:szCs w:val="22"/>
-        </w:rPr>
-        <w:t>one)  1</w:t>
-      </w:r>
-      <w:proofErr w:type="gramEnd"/>
-    </w:p>
-    <w:p>
-      <w:pPr>
-        <w:spacing w:after="80"/>
-      </w:pPr>
-      <w:r>
-        <w:rPr>
-          <w:rFonts w:ascii="Times New Roman" w:hAnsi="Times New Roman"/>
-          <w:sz w:val="22"/>
-          <w:szCs w:val="22"/>
-        </w:rPr>
-        <w:t xml:space="preserve">B: dilute mineral acids / aqueous ammonia / iodine / oxalic acid (Any </w:t>
-      </w:r>
-      <w:proofErr w:type="gramStart"/>
-      <w:r>
-        <w:rPr>
-          <w:rFonts w:ascii="Times New Roman" w:hAnsi="Times New Roman"/>
-          <w:sz w:val="22"/>
-          <w:szCs w:val="22"/>
-        </w:rPr>
-        <w:t>one)  1</w:t>
-      </w:r>
-      <w:proofErr w:type="gramEnd"/>
-    </w:p>
-    <w:p>
-      <w:pPr>
-        <w:spacing w:after="80"/>
-      </w:pPr>
-      <w:r>
-        <w:rPr>
-          <w:rFonts w:ascii="Times New Roman" w:hAnsi="Times New Roman"/>
-          <w:sz w:val="22"/>
-          <w:szCs w:val="22"/>
-        </w:rPr>
-        <w:t xml:space="preserve">(c) A: keep away from heat and naked flames / avoid shock or friction / stopper container </w:t>
-      </w:r>
-      <w:proofErr w:type="gramStart"/>
-      <w:r>
-        <w:rPr>
-          <w:rFonts w:ascii="Times New Roman" w:hAnsi="Times New Roman"/>
-          <w:sz w:val="22"/>
-          <w:szCs w:val="22"/>
-        </w:rPr>
-        <w:t>properly  1</w:t>
-      </w:r>
-      <w:proofErr w:type="gramEnd"/>
-    </w:p>
-    <w:p>
-      <w:pPr>
-        <w:spacing w:after="80"/>
-      </w:pPr>
-      <w:r>
-        <w:rPr>
-          <w:rFonts w:ascii="Times New Roman" w:hAnsi="Times New Roman"/>
-          <w:sz w:val="22"/>
-          <w:szCs w:val="22"/>
-        </w:rPr>
-        <w:t xml:space="preserve">B: avoid contact with eyes and skin / wash with plenty of water if spilt / ensure laboratory is well </w:t>
-      </w:r>
-      <w:proofErr w:type="gramStart"/>
-      <w:r>
-        <w:rPr>
-          <w:rFonts w:ascii="Times New Roman" w:hAnsi="Times New Roman"/>
-          <w:sz w:val="22"/>
-          <w:szCs w:val="22"/>
-        </w:rPr>
-        <w:t>ventilated  1</w:t>
-      </w:r>
-      <w:proofErr w:type="gramEnd"/>
-    </w:p>
-    <w:p>
-      <w:pPr>
-        <w:spacing w:after="80"/>
-      </w:pPr>
-    </w:p>
-    <w:p>
-      <w:pPr>
-        <w:spacing w:after="80"/>
-      </w:pPr>
+        <w:t>1</w:t>
+      </w:r>
       <w:r>
         <w:rPr>
           <w:rFonts w:ascii="Times New Roman" w:hAnsi="Times New Roman"/>
@@ -4717,43 +4599,72 @@
           <w:sz w:val="22"/>
           <w:szCs w:val="22"/>
         </w:rPr>
-        <w:t>8. (a) Concentrated nitric acid decomposes quickly in the presence of light / to protect it from light.  1</w:t>
-      </w:r>
-    </w:p>
-    <w:p>
-      <w:pPr>
-        <w:spacing w:after="80"/>
-      </w:pPr>
-      <w:r>
-        <w:rPr>
-          <w:rFonts w:ascii="Times New Roman" w:hAnsi="Times New Roman"/>
-          <w:sz w:val="22"/>
-          <w:szCs w:val="22"/>
-        </w:rPr>
-        <w:t xml:space="preserve">(b) Oxidizing and </w:t>
-      </w:r>
-      <w:proofErr w:type="gramStart"/>
-      <w:r>
-        <w:rPr>
-          <w:rFonts w:ascii="Times New Roman" w:hAnsi="Times New Roman"/>
-          <w:sz w:val="22"/>
-          <w:szCs w:val="22"/>
-        </w:rPr>
-        <w:t>corrosive  2</w:t>
-      </w:r>
-      <w:proofErr w:type="gramEnd"/>
-    </w:p>
-    <w:p>
-      <w:pPr>
-        <w:spacing w:after="80"/>
-      </w:pPr>
-      <w:r>
-        <w:rPr>
-          <w:rFonts w:ascii="Times New Roman" w:hAnsi="Times New Roman"/>
-          <w:sz w:val="22"/>
-          <w:szCs w:val="22"/>
-        </w:rPr>
-        <w:t>(c) Wash the affected area with running water for at least 3 minutes and go for medical check-up.  2</w:t>
+        <w:t>. (a) Flammable/volatile liquid stored in sunlight / near heat.  1</w:t>
+      </w:r>
+    </w:p>
+    <w:p>
+      <w:pPr>
+        <w:spacing w:after="80"/>
+      </w:pPr>
+      <w:r>
+        <w:rPr>
+          <w:rFonts w:ascii="Times New Roman" w:hAnsi="Times New Roman"/>
+          <w:sz w:val="22"/>
+          <w:szCs w:val="22"/>
+        </w:rPr>
+        <w:t>Liquid may evaporate / catch on fire. 1</w:t>
+      </w:r>
+    </w:p>
+    <w:p>
+      <w:pPr>
+        <w:spacing w:after="80"/>
+      </w:pPr>
+      <w:r>
+        <w:rPr>
+          <w:rFonts w:ascii="Times New Roman" w:hAnsi="Times New Roman"/>
+          <w:sz w:val="22"/>
+          <w:szCs w:val="22"/>
+        </w:rPr>
+        <w:t>(b) Oven temperature too high (above 105 C) for drying a hydrated salt.  1</w:t>
+      </w:r>
+    </w:p>
+    <w:p>
+      <w:pPr>
+        <w:spacing w:after="80"/>
+      </w:pPr>
+      <w:r>
+        <w:rPr>
+          <w:rFonts w:ascii="Times New Roman" w:hAnsi="Times New Roman"/>
+          <w:sz w:val="22"/>
+          <w:szCs w:val="22"/>
+        </w:rPr>
+        <w:t>Water of crystallization may be removed.  1</w:t>
+      </w:r>
+    </w:p>
+    <w:p>
+      <w:pPr>
+        <w:spacing w:after="80"/>
+      </w:pPr>
+      <w:r>
+        <w:rPr>
+          <w:rFonts w:ascii="Times New Roman" w:hAnsi="Times New Roman"/>
+          <w:sz w:val="22"/>
+          <w:szCs w:val="22"/>
+        </w:rPr>
+        <w:t>(c) Delivery tube not removed from the testing solution before removing the flame.  1</w:t>
+      </w:r>
+    </w:p>
+    <w:p>
+      <w:pPr>
+        <w:spacing w:after="80"/>
+      </w:pPr>
+      <w:r>
+        <w:rPr>
+          <w:rFonts w:ascii="Times New Roman" w:hAnsi="Times New Roman"/>
+          <w:sz w:val="22"/>
+          <w:szCs w:val="22"/>
+        </w:rPr>
+        <w:t>Risk of sucking back.  1</w:t>
       </w:r>
     </w:p>
     <w:p>
@@ -4772,98 +4683,8 @@
           <w:sz w:val="22"/>
           <w:szCs w:val="22"/>
         </w:rPr>
-        <w:t>9. (a) Wear laboratory coat, safety spectacles and gloves.  1</w:t>
-      </w:r>
-    </w:p>
-    <w:p>
-      <w:pPr>
-        <w:spacing w:after="80"/>
-      </w:pPr>
-      <w:r>
-        <w:rPr>
-          <w:rFonts w:ascii="Times New Roman" w:hAnsi="Times New Roman"/>
-          <w:sz w:val="22"/>
-          <w:szCs w:val="22"/>
-        </w:rPr>
-        <w:t>Perform the experiment in a fume cupboard. / Avoid contact with eyes and skin. / Stopper container properly.  (1)</w:t>
-      </w:r>
-    </w:p>
-    <w:p>
-      <w:pPr>
-        <w:spacing w:after="80"/>
-      </w:pPr>
-      <w:r>
-        <w:rPr>
-          <w:rFonts w:ascii="Times New Roman" w:hAnsi="Times New Roman"/>
-          <w:sz w:val="22"/>
-          <w:szCs w:val="22"/>
-        </w:rPr>
-        <w:t>(b) (</w:t>
-      </w:r>
-      <w:proofErr w:type="spellStart"/>
-      <w:r>
-        <w:rPr>
-          <w:rFonts w:ascii="Times New Roman" w:hAnsi="Times New Roman"/>
-          <w:sz w:val="22"/>
-          <w:szCs w:val="22"/>
-        </w:rPr>
-        <w:t>i</w:t>
-      </w:r>
-      <w:proofErr w:type="spellEnd"/>
-      <w:r>
-        <w:rPr>
-          <w:rFonts w:ascii="Times New Roman" w:hAnsi="Times New Roman"/>
-          <w:sz w:val="22"/>
-          <w:szCs w:val="22"/>
-        </w:rPr>
-        <w:t xml:space="preserve">) Toxic hazard symbol / skull and </w:t>
-      </w:r>
-      <w:proofErr w:type="gramStart"/>
-      <w:r>
-        <w:rPr>
-          <w:rFonts w:ascii="Times New Roman" w:hAnsi="Times New Roman"/>
-          <w:sz w:val="22"/>
-          <w:szCs w:val="22"/>
-        </w:rPr>
-        <w:t>crossbones  1</w:t>
-      </w:r>
-      <w:proofErr w:type="gramEnd"/>
-    </w:p>
-    <w:p>
-      <w:pPr>
-        <w:spacing w:after="80"/>
-      </w:pPr>
-      <w:r>
-        <w:rPr>
-          <w:rFonts w:ascii="Times New Roman" w:hAnsi="Times New Roman"/>
-          <w:sz w:val="22"/>
-          <w:szCs w:val="22"/>
-        </w:rPr>
-        <w:t>(ii) Perform the experiment in a fume cupboard.  1</w:t>
-      </w:r>
-    </w:p>
-    <w:p>
-      <w:pPr>
-        <w:spacing w:after="80"/>
-      </w:pPr>
-      <w:r>
-        <w:rPr>
-          <w:rFonts w:ascii="Times New Roman" w:hAnsi="Times New Roman"/>
-          <w:sz w:val="22"/>
-          <w:szCs w:val="22"/>
-        </w:rPr>
-        <w:t>Carbon monoxide is toxic / may cause serious health risk or death if breathed in.  1</w:t>
-      </w:r>
-    </w:p>
-    <w:p>
-      <w:pPr>
-        <w:spacing w:after="80"/>
-      </w:pPr>
-    </w:p>
-    <w:p>
-      <w:pPr>
-        <w:spacing w:after="80"/>
-      </w:pPr>
+        <w:t>1</w:t>
+      </w:r>
       <w:r>
         <w:rPr>
           <w:rFonts w:ascii="Times New Roman" w:hAnsi="Times New Roman"/>
@@ -4871,44 +4692,8 @@
           <w:sz w:val="22"/>
           <w:szCs w:val="22"/>
         </w:rPr>
-        <w:t>10. (a) Using downward delivery / collecting as if the gas were denser than air (wrong method for ammonia).  1</w:t>
-      </w:r>
-    </w:p>
-    <w:p>
-      <w:pPr>
-        <w:spacing w:after="80"/>
-      </w:pPr>
-      <w:r>
-        <w:rPr>
-          <w:rFonts w:ascii="Times New Roman" w:hAnsi="Times New Roman"/>
-          <w:sz w:val="22"/>
-          <w:szCs w:val="22"/>
-        </w:rPr>
-        <w:t>(b) Upward delivery / downward displacement of air (gas jar mouth downward).  1</w:t>
-      </w:r>
-    </w:p>
-    <w:p>
-      <w:pPr>
-        <w:spacing w:after="80"/>
-      </w:pPr>
-      <w:r>
-        <w:rPr>
-          <w:rFonts w:ascii="Times New Roman" w:hAnsi="Times New Roman"/>
-          <w:sz w:val="22"/>
-          <w:szCs w:val="22"/>
-        </w:rPr>
-        <w:t>(c) Ammonia has molar mass 17, which is much less than 28, so ammonia is less dense than air and rises / should be collected by upward delivery.  2</w:t>
-      </w:r>
-    </w:p>
-    <w:p>
-      <w:pPr>
-        <w:spacing w:after="80"/>
-      </w:pPr>
-    </w:p>
-    <w:p>
-      <w:pPr>
-        <w:spacing w:after="80"/>
-      </w:pPr>
+        <w:t>2</w:t>
+      </w:r>
       <w:r>
         <w:rPr>
           <w:rFonts w:ascii="Times New Roman" w:hAnsi="Times New Roman"/>
@@ -4916,46 +4701,88 @@
           <w:sz w:val="22"/>
           <w:szCs w:val="22"/>
         </w:rPr>
-        <w:t>11. She did not wear safety spectacles.  1</w:t>
-      </w:r>
-    </w:p>
-    <w:p>
-      <w:pPr>
-        <w:spacing w:after="80"/>
-      </w:pPr>
-      <w:r>
-        <w:rPr>
-          <w:rFonts w:ascii="Times New Roman" w:hAnsi="Times New Roman"/>
-          <w:sz w:val="22"/>
-          <w:szCs w:val="22"/>
-        </w:rPr>
-        <w:t>The test tube contained too much liquid (more than one-third full).  1</w:t>
-      </w:r>
-    </w:p>
-    <w:p>
-      <w:pPr>
-        <w:spacing w:after="80"/>
-      </w:pPr>
-      <w:r>
-        <w:rPr>
-          <w:rFonts w:ascii="Times New Roman" w:hAnsi="Times New Roman"/>
-          <w:sz w:val="22"/>
-          <w:szCs w:val="22"/>
-        </w:rPr>
-        <w:t>She used a luminous flame / air hole closed (should use a small non-luminous flame).  1</w:t>
-      </w:r>
-    </w:p>
-    <w:p>
-      <w:pPr>
-        <w:spacing w:after="80"/>
-      </w:pPr>
-      <w:r>
-        <w:rPr>
-          <w:rFonts w:ascii="Times New Roman" w:hAnsi="Times New Roman"/>
-          <w:sz w:val="22"/>
-          <w:szCs w:val="22"/>
-        </w:rPr>
-        <w:t>She pointed the mouth of the test tube towards a classmate / someone.  1</w:t>
+        <w:t>. (a) Handling a carcinogen on the open bench / not in a fume cupboard.  1</w:t>
+      </w:r>
+    </w:p>
+    <w:p>
+      <w:pPr>
+        <w:spacing w:after="80"/>
+      </w:pPr>
+      <w:r>
+        <w:rPr>
+          <w:rFonts w:ascii="Times New Roman" w:hAnsi="Times New Roman"/>
+          <w:sz w:val="22"/>
+          <w:szCs w:val="22"/>
+        </w:rPr>
+        <w:t>Not wearing gloves (and/or lab coat / safety spectacles) / may breathe in vapours.  1</w:t>
+      </w:r>
+    </w:p>
+    <w:p>
+      <w:pPr>
+        <w:spacing w:after="80"/>
+      </w:pPr>
+      <w:r>
+        <w:rPr>
+          <w:rFonts w:ascii="Times New Roman" w:hAnsi="Times New Roman"/>
+          <w:sz w:val="22"/>
+          <w:szCs w:val="22"/>
+        </w:rPr>
+        <w:t xml:space="preserve">(b) </w:t>
+      </w:r>
+      <w:r>
+        <w:rPr>
+          <w:rFonts w:ascii="Times New Roman" w:hAnsi="Times New Roman"/>
+          <w:sz w:val="22"/>
+          <w:szCs w:val="22"/>
+        </w:rPr>
+        <w:t>Pouring reagents back to reagent bottle</w:t>
+      </w:r>
+      <w:r>
+        <w:rPr>
+          <w:rFonts w:ascii="Times New Roman" w:hAnsi="Times New Roman"/>
+          <w:sz w:val="22"/>
+          <w:szCs w:val="22"/>
+        </w:rPr>
+        <w:t>.  1</w:t>
+      </w:r>
+    </w:p>
+    <w:p>
+      <w:pPr>
+        <w:spacing w:after="80"/>
+      </w:pPr>
+      <w:r>
+        <w:rPr>
+          <w:rFonts w:ascii="Times New Roman" w:hAnsi="Times New Roman"/>
+          <w:sz w:val="22"/>
+          <w:szCs w:val="22"/>
+        </w:rPr>
+        <w:t>This may contaminate the chemicals in the reagent bottle. 1</w:t>
+      </w:r>
+    </w:p>
+    <w:p>
+      <w:pPr>
+        <w:spacing w:after="80"/>
+      </w:pPr>
+      <w:r>
+        <w:rPr>
+          <w:rFonts w:ascii="Times New Roman" w:hAnsi="Times New Roman"/>
+          <w:sz w:val="22"/>
+          <w:szCs w:val="22"/>
+        </w:rPr>
+        <w:t>(c) Container of a chemical that absorbs water left unstoppered / open.  1</w:t>
+      </w:r>
+    </w:p>
+    <w:p>
+      <w:pPr>
+        <w:spacing w:after="80"/>
+      </w:pPr>
+      <w:r>
+        <w:rPr>
+          <w:rFonts w:ascii="Times New Roman" w:hAnsi="Times New Roman"/>
+          <w:sz w:val="22"/>
+          <w:szCs w:val="22"/>
+        </w:rPr>
+        <w:t>Sodium hydroxide will absorb moisture from air.  1</w:t>
       </w:r>
     </w:p>
     <w:p>
@@ -4974,91 +4801,8 @@
           <w:sz w:val="22"/>
           <w:szCs w:val="22"/>
         </w:rPr>
-        <w:t>12. (a) Flammable/volatile liquid stored in sunlight / near heat.  1</w:t>
-      </w:r>
-    </w:p>
-    <w:p>
-      <w:pPr>
-        <w:spacing w:after="80"/>
-      </w:pPr>
-      <w:r>
-        <w:rPr>
-          <w:rFonts w:ascii="Times New Roman" w:hAnsi="Times New Roman"/>
-          <w:sz w:val="22"/>
-          <w:szCs w:val="22"/>
-        </w:rPr>
-        <w:t xml:space="preserve">Liquid may evaporate / catch on fire. </w:t>
-      </w:r>
-      <w:r>
-        <w:rPr>
-          <w:rFonts w:ascii="Times New Roman" w:hAnsi="Times New Roman"/>
-          <w:sz w:val="22"/>
-          <w:szCs w:val="22"/>
-        </w:rPr>
         <w:t>1</w:t>
       </w:r>
-    </w:p>
-    <w:p>
-      <w:pPr>
-        <w:spacing w:after="80"/>
-      </w:pPr>
-      <w:r>
-        <w:rPr>
-          <w:rFonts w:ascii="Times New Roman" w:hAnsi="Times New Roman"/>
-          <w:sz w:val="22"/>
-          <w:szCs w:val="22"/>
-        </w:rPr>
-        <w:t>(b) Oven temperature too high (above 105 C) for drying a hydrated salt.  1</w:t>
-      </w:r>
-    </w:p>
-    <w:p>
-      <w:pPr>
-        <w:spacing w:after="80"/>
-      </w:pPr>
-      <w:r>
-        <w:rPr>
-          <w:rFonts w:ascii="Times New Roman" w:hAnsi="Times New Roman"/>
-          <w:sz w:val="22"/>
-          <w:szCs w:val="22"/>
-        </w:rPr>
-        <w:t>Water of crystallization may be removed.  1</w:t>
-      </w:r>
-    </w:p>
-    <w:p>
-      <w:pPr>
-        <w:spacing w:after="80"/>
-      </w:pPr>
-      <w:r>
-        <w:rPr>
-          <w:rFonts w:ascii="Times New Roman" w:hAnsi="Times New Roman"/>
-          <w:sz w:val="22"/>
-          <w:szCs w:val="22"/>
-        </w:rPr>
-        <w:t>(c) Delivery tube not removed from the testing solution before removing the flame.  1</w:t>
-      </w:r>
-    </w:p>
-    <w:p>
-      <w:pPr>
-        <w:spacing w:after="80"/>
-      </w:pPr>
-      <w:r>
-        <w:rPr>
-          <w:rFonts w:ascii="Times New Roman" w:hAnsi="Times New Roman"/>
-          <w:sz w:val="22"/>
-          <w:szCs w:val="22"/>
-        </w:rPr>
-        <w:t>Risk of sucking back.  1</w:t>
-      </w:r>
-    </w:p>
-    <w:p>
-      <w:pPr>
-        <w:spacing w:after="80"/>
-      </w:pPr>
-    </w:p>
-    <w:p>
-      <w:pPr>
-        <w:spacing w:after="80"/>
-      </w:pPr>
       <w:r>
         <w:rPr>
           <w:rFonts w:ascii="Times New Roman" w:hAnsi="Times New Roman"/>
@@ -5066,107 +4810,8 @@
           <w:sz w:val="22"/>
           <w:szCs w:val="22"/>
         </w:rPr>
-        <w:t>13. (a) Handling a carcinogen on the open bench / not in a fume cupboard.  1</w:t>
-      </w:r>
-    </w:p>
-    <w:p>
-      <w:pPr>
-        <w:spacing w:after="80"/>
-      </w:pPr>
-      <w:r>
-        <w:rPr>
-          <w:rFonts w:ascii="Times New Roman" w:hAnsi="Times New Roman"/>
-          <w:sz w:val="22"/>
-          <w:szCs w:val="22"/>
-        </w:rPr>
-        <w:t>Not wearing gloves (and/or lab coat / safety spectacles) / may breathe in vapours.  1</w:t>
-      </w:r>
-    </w:p>
-    <w:p>
-      <w:pPr>
-        <w:spacing w:after="80"/>
-      </w:pPr>
-      <w:r>
-        <w:rPr>
-          <w:rFonts w:ascii="Times New Roman" w:hAnsi="Times New Roman"/>
-          <w:sz w:val="22"/>
-          <w:szCs w:val="22"/>
-        </w:rPr>
-        <w:t xml:space="preserve">(b) </w:t>
-      </w:r>
-      <w:r>
-        <w:rPr>
-          <w:rFonts w:ascii="Times New Roman" w:hAnsi="Times New Roman"/>
-          <w:sz w:val="22"/>
-          <w:szCs w:val="22"/>
-        </w:rPr>
-        <w:t>Pouring reagents back to reagent bottle</w:t>
-      </w:r>
-      <w:r>
-        <w:rPr>
-          <w:rFonts w:ascii="Times New Roman" w:hAnsi="Times New Roman"/>
-          <w:sz w:val="22"/>
-          <w:szCs w:val="22"/>
-        </w:rPr>
-        <w:t>.  1</w:t>
-      </w:r>
-    </w:p>
-    <w:p>
-      <w:pPr>
-        <w:spacing w:after="80"/>
-      </w:pPr>
-      <w:r>
-        <w:rPr>
-          <w:rFonts w:ascii="Times New Roman" w:hAnsi="Times New Roman"/>
-          <w:sz w:val="22"/>
-          <w:szCs w:val="22"/>
-        </w:rPr>
-        <w:t xml:space="preserve">This may contaminate the chemicals in the reagent bottle. </w:t>
-      </w:r>
-      <w:r>
-        <w:rPr>
-          <w:rFonts w:ascii="Times New Roman" w:hAnsi="Times New Roman"/>
-          <w:sz w:val="22"/>
-          <w:szCs w:val="22"/>
-        </w:rPr>
-        <w:t>1</w:t>
-      </w:r>
-    </w:p>
-    <w:p>
-      <w:pPr>
-        <w:spacing w:after="80"/>
-      </w:pPr>
-      <w:r>
-        <w:rPr>
-          <w:rFonts w:ascii="Times New Roman" w:hAnsi="Times New Roman"/>
-          <w:sz w:val="22"/>
-          <w:szCs w:val="22"/>
-        </w:rPr>
-        <w:t>(c) Container of a chemical that absorbs water left unstoppered / open.  1</w:t>
-      </w:r>
-    </w:p>
-    <w:p>
-      <w:pPr>
-        <w:spacing w:after="80"/>
-      </w:pPr>
-      <w:r>
-        <w:rPr>
-          <w:rFonts w:ascii="Times New Roman" w:hAnsi="Times New Roman"/>
-          <w:sz w:val="22"/>
-          <w:szCs w:val="22"/>
-        </w:rPr>
-        <w:t>Sodium hydroxide will absorb moisture from air.  1</w:t>
-      </w:r>
-    </w:p>
-    <w:p>
-      <w:pPr>
-        <w:spacing w:after="80"/>
-      </w:pPr>
-    </w:p>
-    <w:p>
-      <w:pPr>
-        <w:spacing w:after="80"/>
-      </w:pPr>
+        <w:t>3</w:t>
+      </w:r>
       <w:r>
         <w:rPr>
           <w:rFonts w:ascii="Times New Roman" w:hAnsi="Times New Roman"/>
@@ -5174,7 +4819,7 @@
           <w:sz w:val="22"/>
           <w:szCs w:val="22"/>
         </w:rPr>
-        <w:t>14. (a) Close the air hole first.  1</w:t>
+        <w:t>. (a) Close the air hole first.  1</w:t>
       </w:r>
     </w:p>
     <w:p>
@@ -5200,7 +4845,6 @@
           <w:sz w:val="22"/>
           <w:szCs w:val="22"/>
         </w:rPr>
-        <w:lastRenderedPageBreak/>
         <w:t>Then turn on the gas tap. (Open the air hole slowly afterwards if a non-luminous flame is needed.)  1</w:t>
       </w:r>
     </w:p>
@@ -5653,6 +5297,7 @@
   <w:style w:type="character" w:default="1" w:styleId="DefaultParagraphFont">
     <w:name w:val="Default Paragraph Font"/>
     <w:uiPriority w:val="1"/>
+    <w:semiHidden/>
     <w:unhideWhenUsed/>
   </w:style>
   <w:style w:type="table" w:default="1" w:styleId="TableNormal">
